--- a/hin/docx/027.content.docx
+++ b/hin/docx/027.content.docx
@@ -451,90 +451,66 @@
           <w:lang w:val="hi_IN" w:bidi="hi_IN"/>
         </w:rPr>
       </w:r>
-      <w:hyperlink r:id="rId13">
-        <w:r>
-          <w:rPr>
-            <w:lang w:val="hi_IN" w:bidi="hi_IN"/>
-          </w:rPr>
-          <w:rPr>
-            <w:color w:val="0000EE"/>
-            <w:u w:val="single"/>
-          </w:rPr>
-          <w:t>1 इतिहास 5:10</w:t>
-        </w:r>
-      </w:hyperlink>
-    </w:p>
-    <w:p>
-      <w:pPr>
-        <w:pStyle w:val="ListBullet"/>
-        <w:spacing w:line="240" w:lineRule="auto"/>
-        <w:ind w:left="720"/>
-      </w:pPr>
-      <w:r>
-        <w:rPr>
-          <w:lang w:val="hi_IN" w:bidi="hi_IN"/>
-        </w:rPr>
-      </w:r>
-      <w:hyperlink r:id="rId14">
-        <w:r>
-          <w:rPr>
-            <w:lang w:val="hi_IN" w:bidi="hi_IN"/>
-          </w:rPr>
-          <w:rPr>
-            <w:color w:val="0000EE"/>
-            <w:u w:val="single"/>
-          </w:rPr>
-          <w:t>दानिय्येल 11:45</w:t>
-        </w:r>
-      </w:hyperlink>
-    </w:p>
-    <w:p>
-      <w:pPr>
-        <w:pStyle w:val="ListBullet"/>
-        <w:spacing w:line="240" w:lineRule="auto"/>
-        <w:ind w:left="720"/>
-      </w:pPr>
-      <w:r>
-        <w:rPr>
-          <w:lang w:val="hi_IN" w:bidi="hi_IN"/>
-        </w:rPr>
-      </w:r>
-      <w:hyperlink r:id="rId15">
-        <w:r>
-          <w:rPr>
-            <w:lang w:val="hi_IN" w:bidi="hi_IN"/>
-          </w:rPr>
-          <w:rPr>
-            <w:color w:val="0000EE"/>
-            <w:u w:val="single"/>
-          </w:rPr>
-          <w:t>निर्गमन 16:18</w:t>
-        </w:r>
-      </w:hyperlink>
-    </w:p>
-    <w:p>
-      <w:pPr>
-        <w:pStyle w:val="ListBullet"/>
-        <w:spacing w:line="240" w:lineRule="auto"/>
-        <w:ind w:left="720"/>
-      </w:pPr>
-      <w:r>
-        <w:rPr>
-          <w:lang w:val="hi_IN" w:bidi="hi_IN"/>
-        </w:rPr>
-      </w:r>
-      <w:hyperlink r:id="rId16">
-        <w:r>
-          <w:rPr>
-            <w:lang w:val="hi_IN" w:bidi="hi_IN"/>
-          </w:rPr>
-          <w:rPr>
-            <w:color w:val="0000EE"/>
-            <w:u w:val="single"/>
-          </w:rPr>
-          <w:t>उत्पत्ति 12:9</w:t>
-        </w:r>
-      </w:hyperlink>
+      <w:r>
+        <w:rPr>
+          <w:lang w:val="hi_IN" w:bidi="hi_IN"/>
+        </w:rPr>
+        <w:t>1 इतिहास 5:10</w:t>
+      </w:r>
+    </w:p>
+    <w:p>
+      <w:pPr>
+        <w:pStyle w:val="ListBullet"/>
+        <w:spacing w:line="240" w:lineRule="auto"/>
+        <w:ind w:left="720"/>
+      </w:pPr>
+      <w:r>
+        <w:rPr>
+          <w:lang w:val="hi_IN" w:bidi="hi_IN"/>
+        </w:rPr>
+      </w:r>
+      <w:r>
+        <w:rPr>
+          <w:lang w:val="hi_IN" w:bidi="hi_IN"/>
+        </w:rPr>
+        <w:t>दानिय्येल 11:45</w:t>
+      </w:r>
+    </w:p>
+    <w:p>
+      <w:pPr>
+        <w:pStyle w:val="ListBullet"/>
+        <w:spacing w:line="240" w:lineRule="auto"/>
+        <w:ind w:left="720"/>
+      </w:pPr>
+      <w:r>
+        <w:rPr>
+          <w:lang w:val="hi_IN" w:bidi="hi_IN"/>
+        </w:rPr>
+      </w:r>
+      <w:r>
+        <w:rPr>
+          <w:lang w:val="hi_IN" w:bidi="hi_IN"/>
+        </w:rPr>
+        <w:t>निर्गमन 16:18</w:t>
+      </w:r>
+    </w:p>
+    <w:p>
+      <w:pPr>
+        <w:pStyle w:val="ListBullet"/>
+        <w:spacing w:line="240" w:lineRule="auto"/>
+        <w:ind w:left="720"/>
+      </w:pPr>
+      <w:r>
+        <w:rPr>
+          <w:lang w:val="hi_IN" w:bidi="hi_IN"/>
+        </w:rPr>
+      </w:r>
+      <w:r>
+        <w:rPr>
+          <w:lang w:val="hi_IN" w:bidi="hi_IN"/>
+        </w:rPr>
+        <w:t>उत्पत्ति 12:9</w:t>
+      </w:r>
     </w:p>
     <w:p>
       <w:pPr>
@@ -729,138 +705,102 @@
           <w:lang w:val="hi_IN" w:bidi="hi_IN"/>
         </w:rPr>
       </w:r>
-      <w:hyperlink r:id="rId17">
-        <w:r>
-          <w:rPr>
-            <w:lang w:val="hi_IN" w:bidi="hi_IN"/>
-          </w:rPr>
-          <w:rPr>
-            <w:color w:val="0000EE"/>
-            <w:u w:val="single"/>
-          </w:rPr>
-          <w:t>दानिय्येल 1:8–10</w:t>
-        </w:r>
-      </w:hyperlink>
-    </w:p>
-    <w:p>
-      <w:pPr>
-        <w:pStyle w:val="ListBullet"/>
-        <w:spacing w:line="240" w:lineRule="auto"/>
-        <w:ind w:left="720"/>
-      </w:pPr>
-      <w:r>
-        <w:rPr>
-          <w:lang w:val="hi_IN" w:bidi="hi_IN"/>
-        </w:rPr>
-      </w:r>
-      <w:hyperlink r:id="rId18">
-        <w:r>
-          <w:rPr>
-            <w:lang w:val="hi_IN" w:bidi="hi_IN"/>
-          </w:rPr>
-          <w:rPr>
-            <w:color w:val="0000EE"/>
-            <w:u w:val="single"/>
-          </w:rPr>
-          <w:t>होशे 13:14</w:t>
-        </w:r>
-      </w:hyperlink>
-    </w:p>
-    <w:p>
-      <w:pPr>
-        <w:pStyle w:val="ListBullet"/>
-        <w:spacing w:line="240" w:lineRule="auto"/>
-        <w:ind w:left="720"/>
-      </w:pPr>
-      <w:r>
-        <w:rPr>
-          <w:lang w:val="hi_IN" w:bidi="hi_IN"/>
-        </w:rPr>
-      </w:r>
-      <w:hyperlink r:id="rId19">
-        <w:r>
-          <w:rPr>
-            <w:lang w:val="hi_IN" w:bidi="hi_IN"/>
-          </w:rPr>
-          <w:rPr>
-            <w:color w:val="0000EE"/>
-            <w:u w:val="single"/>
-          </w:rPr>
-          <w:t>याकूब 5:9–11</w:t>
-        </w:r>
-      </w:hyperlink>
-    </w:p>
-    <w:p>
-      <w:pPr>
-        <w:pStyle w:val="ListBullet"/>
-        <w:spacing w:line="240" w:lineRule="auto"/>
-        <w:ind w:left="720"/>
-      </w:pPr>
-      <w:r>
-        <w:rPr>
-          <w:lang w:val="hi_IN" w:bidi="hi_IN"/>
-        </w:rPr>
-      </w:r>
-      <w:hyperlink r:id="rId20">
-        <w:r>
-          <w:rPr>
-            <w:lang w:val="hi_IN" w:bidi="hi_IN"/>
-          </w:rPr>
-          <w:rPr>
-            <w:color w:val="0000EE"/>
-            <w:u w:val="single"/>
-          </w:rPr>
-          <w:t>योना 4:1–3</w:t>
-        </w:r>
-      </w:hyperlink>
-    </w:p>
-    <w:p>
-      <w:pPr>
-        <w:pStyle w:val="ListBullet"/>
-        <w:spacing w:line="240" w:lineRule="auto"/>
-        <w:ind w:left="720"/>
-      </w:pPr>
-      <w:r>
-        <w:rPr>
-          <w:lang w:val="hi_IN" w:bidi="hi_IN"/>
-        </w:rPr>
-      </w:r>
-      <w:hyperlink r:id="rId21">
-        <w:r>
-          <w:rPr>
-            <w:lang w:val="hi_IN" w:bidi="hi_IN"/>
-          </w:rPr>
-          <w:rPr>
-            <w:color w:val="0000EE"/>
-            <w:u w:val="single"/>
-          </w:rPr>
-          <w:t>मरकुस 1:41</w:t>
-        </w:r>
-      </w:hyperlink>
-    </w:p>
-    <w:p>
-      <w:pPr>
-        <w:pStyle w:val="ListBullet"/>
-        <w:spacing w:line="240" w:lineRule="auto"/>
-        <w:ind w:left="720"/>
-      </w:pPr>
-      <w:r>
-        <w:rPr>
-          <w:lang w:val="hi_IN" w:bidi="hi_IN"/>
-        </w:rPr>
-      </w:r>
-      <w:hyperlink r:id="rId22">
-        <w:r>
-          <w:rPr>
-            <w:lang w:val="hi_IN" w:bidi="hi_IN"/>
-          </w:rPr>
-          <w:rPr>
-            <w:color w:val="0000EE"/>
-            <w:u w:val="single"/>
-          </w:rPr>
-          <w:t>रोमियो 9:14–16</w:t>
-        </w:r>
-      </w:hyperlink>
+      <w:r>
+        <w:rPr>
+          <w:lang w:val="hi_IN" w:bidi="hi_IN"/>
+        </w:rPr>
+        <w:t>दानिय्येल 1:8–10</w:t>
+      </w:r>
+    </w:p>
+    <w:p>
+      <w:pPr>
+        <w:pStyle w:val="ListBullet"/>
+        <w:spacing w:line="240" w:lineRule="auto"/>
+        <w:ind w:left="720"/>
+      </w:pPr>
+      <w:r>
+        <w:rPr>
+          <w:lang w:val="hi_IN" w:bidi="hi_IN"/>
+        </w:rPr>
+      </w:r>
+      <w:r>
+        <w:rPr>
+          <w:lang w:val="hi_IN" w:bidi="hi_IN"/>
+        </w:rPr>
+        <w:t>होशे 13:14</w:t>
+      </w:r>
+    </w:p>
+    <w:p>
+      <w:pPr>
+        <w:pStyle w:val="ListBullet"/>
+        <w:spacing w:line="240" w:lineRule="auto"/>
+        <w:ind w:left="720"/>
+      </w:pPr>
+      <w:r>
+        <w:rPr>
+          <w:lang w:val="hi_IN" w:bidi="hi_IN"/>
+        </w:rPr>
+      </w:r>
+      <w:r>
+        <w:rPr>
+          <w:lang w:val="hi_IN" w:bidi="hi_IN"/>
+        </w:rPr>
+        <w:t>याकूब 5:9–11</w:t>
+      </w:r>
+    </w:p>
+    <w:p>
+      <w:pPr>
+        <w:pStyle w:val="ListBullet"/>
+        <w:spacing w:line="240" w:lineRule="auto"/>
+        <w:ind w:left="720"/>
+      </w:pPr>
+      <w:r>
+        <w:rPr>
+          <w:lang w:val="hi_IN" w:bidi="hi_IN"/>
+        </w:rPr>
+      </w:r>
+      <w:r>
+        <w:rPr>
+          <w:lang w:val="hi_IN" w:bidi="hi_IN"/>
+        </w:rPr>
+        <w:t>योना 4:1–3</w:t>
+      </w:r>
+    </w:p>
+    <w:p>
+      <w:pPr>
+        <w:pStyle w:val="ListBullet"/>
+        <w:spacing w:line="240" w:lineRule="auto"/>
+        <w:ind w:left="720"/>
+      </w:pPr>
+      <w:r>
+        <w:rPr>
+          <w:lang w:val="hi_IN" w:bidi="hi_IN"/>
+        </w:rPr>
+      </w:r>
+      <w:r>
+        <w:rPr>
+          <w:lang w:val="hi_IN" w:bidi="hi_IN"/>
+        </w:rPr>
+        <w:t>मरकुस 1:41</w:t>
+      </w:r>
+    </w:p>
+    <w:p>
+      <w:pPr>
+        <w:pStyle w:val="ListBullet"/>
+        <w:spacing w:line="240" w:lineRule="auto"/>
+        <w:ind w:left="720"/>
+      </w:pPr>
+      <w:r>
+        <w:rPr>
+          <w:lang w:val="hi_IN" w:bidi="hi_IN"/>
+        </w:rPr>
+      </w:r>
+      <w:r>
+        <w:rPr>
+          <w:lang w:val="hi_IN" w:bidi="hi_IN"/>
+        </w:rPr>
+        <w:t>रोमियो 9:14–16</w:t>
+      </w:r>
     </w:p>
     <w:p>
       <w:pPr>
@@ -1102,66 +1042,48 @@
           <w:lang w:val="hi_IN" w:bidi="hi_IN"/>
         </w:rPr>
       </w:r>
-      <w:hyperlink r:id="rId23">
-        <w:r>
-          <w:rPr>
-            <w:lang w:val="hi_IN" w:bidi="hi_IN"/>
-          </w:rPr>
-          <w:rPr>
-            <w:color w:val="0000EE"/>
-            <w:u w:val="single"/>
-          </w:rPr>
-          <w:t>प्रे.का. 09:10–12</w:t>
-        </w:r>
-      </w:hyperlink>
-    </w:p>
-    <w:p>
-      <w:pPr>
-        <w:pStyle w:val="ListBullet"/>
-        <w:spacing w:line="240" w:lineRule="auto"/>
-        <w:ind w:left="720"/>
-      </w:pPr>
-      <w:r>
-        <w:rPr>
-          <w:lang w:val="hi_IN" w:bidi="hi_IN"/>
-        </w:rPr>
-      </w:r>
-      <w:hyperlink r:id="rId24">
-        <w:r>
-          <w:rPr>
-            <w:lang w:val="hi_IN" w:bidi="hi_IN"/>
-          </w:rPr>
-          <w:rPr>
-            <w:color w:val="0000EE"/>
-            <w:u w:val="single"/>
-          </w:rPr>
-          <w:t>प्रे.का. 09:28–30</w:t>
-        </w:r>
-      </w:hyperlink>
-    </w:p>
-    <w:p>
-      <w:pPr>
-        <w:pStyle w:val="ListBullet"/>
-        <w:spacing w:line="240" w:lineRule="auto"/>
-        <w:ind w:left="720"/>
-      </w:pPr>
-      <w:r>
-        <w:rPr>
-          <w:lang w:val="hi_IN" w:bidi="hi_IN"/>
-        </w:rPr>
-      </w:r>
-      <w:hyperlink r:id="rId25">
-        <w:r>
-          <w:rPr>
-            <w:lang w:val="hi_IN" w:bidi="hi_IN"/>
-          </w:rPr>
-          <w:rPr>
-            <w:color w:val="0000EE"/>
-            <w:u w:val="single"/>
-          </w:rPr>
-          <w:t>प्रे.का. 11:25–26</w:t>
-        </w:r>
-      </w:hyperlink>
+      <w:r>
+        <w:rPr>
+          <w:lang w:val="hi_IN" w:bidi="hi_IN"/>
+        </w:rPr>
+        <w:t>प्रे.का. 09:10–12</w:t>
+      </w:r>
+    </w:p>
+    <w:p>
+      <w:pPr>
+        <w:pStyle w:val="ListBullet"/>
+        <w:spacing w:line="240" w:lineRule="auto"/>
+        <w:ind w:left="720"/>
+      </w:pPr>
+      <w:r>
+        <w:rPr>
+          <w:lang w:val="hi_IN" w:bidi="hi_IN"/>
+        </w:rPr>
+      </w:r>
+      <w:r>
+        <w:rPr>
+          <w:lang w:val="hi_IN" w:bidi="hi_IN"/>
+        </w:rPr>
+        <w:t>प्रे.का. 09:28–30</w:t>
+      </w:r>
+    </w:p>
+    <w:p>
+      <w:pPr>
+        <w:pStyle w:val="ListBullet"/>
+        <w:spacing w:line="240" w:lineRule="auto"/>
+        <w:ind w:left="720"/>
+      </w:pPr>
+      <w:r>
+        <w:rPr>
+          <w:lang w:val="hi_IN" w:bidi="hi_IN"/>
+        </w:rPr>
+      </w:r>
+      <w:r>
+        <w:rPr>
+          <w:lang w:val="hi_IN" w:bidi="hi_IN"/>
+        </w:rPr>
+        <w:t>प्रे.का. 11:25–26</w:t>
+      </w:r>
     </w:p>
     <w:p>
       <w:pPr>
@@ -1445,90 +1367,66 @@
           <w:lang w:val="hi_IN" w:bidi="hi_IN"/>
         </w:rPr>
       </w:r>
-      <w:hyperlink r:id="rId26">
-        <w:r>
-          <w:rPr>
-            <w:lang w:val="hi_IN" w:bidi="hi_IN"/>
-          </w:rPr>
-          <w:rPr>
-            <w:color w:val="0000EE"/>
-            <w:u w:val="single"/>
-          </w:rPr>
-          <w:t>उत्पत्ति 10:2–5</w:t>
-        </w:r>
-      </w:hyperlink>
-    </w:p>
-    <w:p>
-      <w:pPr>
-        <w:pStyle w:val="ListBullet"/>
-        <w:spacing w:line="240" w:lineRule="auto"/>
-        <w:ind w:left="720"/>
-      </w:pPr>
-      <w:r>
-        <w:rPr>
-          <w:lang w:val="hi_IN" w:bidi="hi_IN"/>
-        </w:rPr>
-      </w:r>
-      <w:hyperlink r:id="rId27">
-        <w:r>
-          <w:rPr>
-            <w:lang w:val="hi_IN" w:bidi="hi_IN"/>
-          </w:rPr>
-          <w:rPr>
-            <w:color w:val="0000EE"/>
-            <w:u w:val="single"/>
-          </w:rPr>
-          <w:t>यशायाह 02:14–16</w:t>
-        </w:r>
-      </w:hyperlink>
-    </w:p>
-    <w:p>
-      <w:pPr>
-        <w:pStyle w:val="ListBullet"/>
-        <w:spacing w:line="240" w:lineRule="auto"/>
-        <w:ind w:left="720"/>
-      </w:pPr>
-      <w:r>
-        <w:rPr>
-          <w:lang w:val="hi_IN" w:bidi="hi_IN"/>
-        </w:rPr>
-      </w:r>
-      <w:hyperlink r:id="rId28">
-        <w:r>
-          <w:rPr>
-            <w:lang w:val="hi_IN" w:bidi="hi_IN"/>
-          </w:rPr>
-          <w:rPr>
-            <w:color w:val="0000EE"/>
-            <w:u w:val="single"/>
-          </w:rPr>
-          <w:t>यिर्मयाह 10:8–10</w:t>
-        </w:r>
-      </w:hyperlink>
-    </w:p>
-    <w:p>
-      <w:pPr>
-        <w:pStyle w:val="ListBullet"/>
-        <w:spacing w:line="240" w:lineRule="auto"/>
-        <w:ind w:left="720"/>
-      </w:pPr>
-      <w:r>
-        <w:rPr>
-          <w:lang w:val="hi_IN" w:bidi="hi_IN"/>
-        </w:rPr>
-      </w:r>
-      <w:hyperlink r:id="rId29">
-        <w:r>
-          <w:rPr>
-            <w:lang w:val="hi_IN" w:bidi="hi_IN"/>
-          </w:rPr>
-          <w:rPr>
-            <w:color w:val="0000EE"/>
-            <w:u w:val="single"/>
-          </w:rPr>
-          <w:t>योना 01:1–3</w:t>
-        </w:r>
-      </w:hyperlink>
+      <w:r>
+        <w:rPr>
+          <w:lang w:val="hi_IN" w:bidi="hi_IN"/>
+        </w:rPr>
+        <w:t>उत्पत्ति 10:2–5</w:t>
+      </w:r>
+    </w:p>
+    <w:p>
+      <w:pPr>
+        <w:pStyle w:val="ListBullet"/>
+        <w:spacing w:line="240" w:lineRule="auto"/>
+        <w:ind w:left="720"/>
+      </w:pPr>
+      <w:r>
+        <w:rPr>
+          <w:lang w:val="hi_IN" w:bidi="hi_IN"/>
+        </w:rPr>
+      </w:r>
+      <w:r>
+        <w:rPr>
+          <w:lang w:val="hi_IN" w:bidi="hi_IN"/>
+        </w:rPr>
+        <w:t>यशायाह 02:14–16</w:t>
+      </w:r>
+    </w:p>
+    <w:p>
+      <w:pPr>
+        <w:pStyle w:val="ListBullet"/>
+        <w:spacing w:line="240" w:lineRule="auto"/>
+        <w:ind w:left="720"/>
+      </w:pPr>
+      <w:r>
+        <w:rPr>
+          <w:lang w:val="hi_IN" w:bidi="hi_IN"/>
+        </w:rPr>
+      </w:r>
+      <w:r>
+        <w:rPr>
+          <w:lang w:val="hi_IN" w:bidi="hi_IN"/>
+        </w:rPr>
+        <w:t>यिर्मयाह 10:8–10</w:t>
+      </w:r>
+    </w:p>
+    <w:p>
+      <w:pPr>
+        <w:pStyle w:val="ListBullet"/>
+        <w:spacing w:line="240" w:lineRule="auto"/>
+        <w:ind w:left="720"/>
+      </w:pPr>
+      <w:r>
+        <w:rPr>
+          <w:lang w:val="hi_IN" w:bidi="hi_IN"/>
+        </w:rPr>
+      </w:r>
+      <w:r>
+        <w:rPr>
+          <w:lang w:val="hi_IN" w:bidi="hi_IN"/>
+        </w:rPr>
+        <w:t>योना 01:1–3</w:t>
+      </w:r>
     </w:p>
     <w:p>
       <w:pPr>
@@ -1873,186 +1771,138 @@
           <w:lang w:val="hi_IN" w:bidi="hi_IN"/>
         </w:rPr>
       </w:r>
-      <w:hyperlink r:id="rId30">
-        <w:r>
-          <w:rPr>
-            <w:lang w:val="hi_IN" w:bidi="hi_IN"/>
-          </w:rPr>
-          <w:rPr>
-            <w:color w:val="0000EE"/>
-            <w:u w:val="single"/>
-          </w:rPr>
-          <w:t>प्रे.का. 12:1–2</w:t>
-        </w:r>
-      </w:hyperlink>
-    </w:p>
-    <w:p>
-      <w:pPr>
-        <w:pStyle w:val="ListBullet"/>
-        <w:spacing w:line="240" w:lineRule="auto"/>
-        <w:ind w:left="720"/>
-      </w:pPr>
-      <w:r>
-        <w:rPr>
-          <w:lang w:val="hi_IN" w:bidi="hi_IN"/>
-        </w:rPr>
-      </w:r>
-      <w:hyperlink r:id="rId31">
-        <w:r>
-          <w:rPr>
-            <w:lang w:val="hi_IN" w:bidi="hi_IN"/>
-          </w:rPr>
-          <w:rPr>
-            <w:color w:val="0000EE"/>
-            <w:u w:val="single"/>
-          </w:rPr>
-          <w:t>उत्पत्ति 27:39–40</w:t>
-        </w:r>
-      </w:hyperlink>
-    </w:p>
-    <w:p>
-      <w:pPr>
-        <w:pStyle w:val="ListBullet"/>
-        <w:spacing w:line="240" w:lineRule="auto"/>
-        <w:ind w:left="720"/>
-      </w:pPr>
-      <w:r>
-        <w:rPr>
-          <w:lang w:val="hi_IN" w:bidi="hi_IN"/>
-        </w:rPr>
-      </w:r>
-      <w:hyperlink r:id="rId32">
-        <w:r>
-          <w:rPr>
-            <w:lang w:val="hi_IN" w:bidi="hi_IN"/>
-          </w:rPr>
-          <w:rPr>
-            <w:color w:val="0000EE"/>
-            <w:u w:val="single"/>
-          </w:rPr>
-          <w:t>उत्पत्ति 34:24–26</w:t>
-        </w:r>
-      </w:hyperlink>
-    </w:p>
-    <w:p>
-      <w:pPr>
-        <w:pStyle w:val="ListBullet"/>
-        <w:spacing w:line="240" w:lineRule="auto"/>
-        <w:ind w:left="720"/>
-      </w:pPr>
-      <w:r>
-        <w:rPr>
-          <w:lang w:val="hi_IN" w:bidi="hi_IN"/>
-        </w:rPr>
-      </w:r>
-      <w:hyperlink r:id="rId33">
-        <w:r>
-          <w:rPr>
-            <w:lang w:val="hi_IN" w:bidi="hi_IN"/>
-          </w:rPr>
-          <w:rPr>
-            <w:color w:val="0000EE"/>
-            <w:u w:val="single"/>
-          </w:rPr>
-          <w:t>लूका 02:33–35</w:t>
-        </w:r>
-      </w:hyperlink>
-    </w:p>
-    <w:p>
-      <w:pPr>
-        <w:pStyle w:val="ListBullet"/>
-        <w:spacing w:line="240" w:lineRule="auto"/>
-        <w:ind w:left="720"/>
-      </w:pPr>
-      <w:r>
-        <w:rPr>
-          <w:lang w:val="hi_IN" w:bidi="hi_IN"/>
-        </w:rPr>
-      </w:r>
-      <w:hyperlink r:id="rId34">
-        <w:r>
-          <w:rPr>
-            <w:lang w:val="hi_IN" w:bidi="hi_IN"/>
-          </w:rPr>
-          <w:rPr>
-            <w:color w:val="0000EE"/>
-            <w:u w:val="single"/>
-          </w:rPr>
-          <w:t>लूका 21:23–24</w:t>
-        </w:r>
-      </w:hyperlink>
-    </w:p>
-    <w:p>
-      <w:pPr>
-        <w:pStyle w:val="ListBullet"/>
-        <w:spacing w:line="240" w:lineRule="auto"/>
-        <w:ind w:left="720"/>
-      </w:pPr>
-      <w:r>
-        <w:rPr>
-          <w:lang w:val="hi_IN" w:bidi="hi_IN"/>
-        </w:rPr>
-      </w:r>
-      <w:hyperlink r:id="rId35">
-        <w:r>
-          <w:rPr>
-            <w:lang w:val="hi_IN" w:bidi="hi_IN"/>
-          </w:rPr>
-          <w:rPr>
-            <w:color w:val="0000EE"/>
-            <w:u w:val="single"/>
-          </w:rPr>
-          <w:t>मत्ती 10:34–36</w:t>
-        </w:r>
-      </w:hyperlink>
-    </w:p>
-    <w:p>
-      <w:pPr>
-        <w:pStyle w:val="ListBullet"/>
-        <w:spacing w:line="240" w:lineRule="auto"/>
-        <w:ind w:left="720"/>
-      </w:pPr>
-      <w:r>
-        <w:rPr>
-          <w:lang w:val="hi_IN" w:bidi="hi_IN"/>
-        </w:rPr>
-      </w:r>
-      <w:hyperlink r:id="rId36">
-        <w:r>
-          <w:rPr>
-            <w:lang w:val="hi_IN" w:bidi="hi_IN"/>
-          </w:rPr>
-          <w:rPr>
-            <w:color w:val="0000EE"/>
-            <w:u w:val="single"/>
-          </w:rPr>
-          <w:t>मत्ती. 26:55–56</w:t>
-        </w:r>
-      </w:hyperlink>
-    </w:p>
-    <w:p>
-      <w:pPr>
-        <w:pStyle w:val="ListBullet"/>
-        <w:spacing w:line="240" w:lineRule="auto"/>
-        <w:ind w:left="720"/>
-      </w:pPr>
-      <w:r>
-        <w:rPr>
-          <w:lang w:val="hi_IN" w:bidi="hi_IN"/>
-        </w:rPr>
-      </w:r>
-      <w:hyperlink r:id="rId37">
-        <w:r>
-          <w:rPr>
-            <w:lang w:val="hi_IN" w:bidi="hi_IN"/>
-          </w:rPr>
-          <w:rPr>
-            <w:color w:val="0000EE"/>
-            <w:u w:val="single"/>
-          </w:rPr>
-          <w:t>प्रकाशितवाक्य 01:14–16</w:t>
-        </w:r>
-      </w:hyperlink>
+      <w:r>
+        <w:rPr>
+          <w:lang w:val="hi_IN" w:bidi="hi_IN"/>
+        </w:rPr>
+        <w:t>प्रे.का. 12:1–2</w:t>
+      </w:r>
+    </w:p>
+    <w:p>
+      <w:pPr>
+        <w:pStyle w:val="ListBullet"/>
+        <w:spacing w:line="240" w:lineRule="auto"/>
+        <w:ind w:left="720"/>
+      </w:pPr>
+      <w:r>
+        <w:rPr>
+          <w:lang w:val="hi_IN" w:bidi="hi_IN"/>
+        </w:rPr>
+      </w:r>
+      <w:r>
+        <w:rPr>
+          <w:lang w:val="hi_IN" w:bidi="hi_IN"/>
+        </w:rPr>
+        <w:t>उत्पत्ति 27:39–40</w:t>
+      </w:r>
+    </w:p>
+    <w:p>
+      <w:pPr>
+        <w:pStyle w:val="ListBullet"/>
+        <w:spacing w:line="240" w:lineRule="auto"/>
+        <w:ind w:left="720"/>
+      </w:pPr>
+      <w:r>
+        <w:rPr>
+          <w:lang w:val="hi_IN" w:bidi="hi_IN"/>
+        </w:rPr>
+      </w:r>
+      <w:r>
+        <w:rPr>
+          <w:lang w:val="hi_IN" w:bidi="hi_IN"/>
+        </w:rPr>
+        <w:t>उत्पत्ति 34:24–26</w:t>
+      </w:r>
+    </w:p>
+    <w:p>
+      <w:pPr>
+        <w:pStyle w:val="ListBullet"/>
+        <w:spacing w:line="240" w:lineRule="auto"/>
+        <w:ind w:left="720"/>
+      </w:pPr>
+      <w:r>
+        <w:rPr>
+          <w:lang w:val="hi_IN" w:bidi="hi_IN"/>
+        </w:rPr>
+      </w:r>
+      <w:r>
+        <w:rPr>
+          <w:lang w:val="hi_IN" w:bidi="hi_IN"/>
+        </w:rPr>
+        <w:t>लूका 02:33–35</w:t>
+      </w:r>
+    </w:p>
+    <w:p>
+      <w:pPr>
+        <w:pStyle w:val="ListBullet"/>
+        <w:spacing w:line="240" w:lineRule="auto"/>
+        <w:ind w:left="720"/>
+      </w:pPr>
+      <w:r>
+        <w:rPr>
+          <w:lang w:val="hi_IN" w:bidi="hi_IN"/>
+        </w:rPr>
+      </w:r>
+      <w:r>
+        <w:rPr>
+          <w:lang w:val="hi_IN" w:bidi="hi_IN"/>
+        </w:rPr>
+        <w:t>लूका 21:23–24</w:t>
+      </w:r>
+    </w:p>
+    <w:p>
+      <w:pPr>
+        <w:pStyle w:val="ListBullet"/>
+        <w:spacing w:line="240" w:lineRule="auto"/>
+        <w:ind w:left="720"/>
+      </w:pPr>
+      <w:r>
+        <w:rPr>
+          <w:lang w:val="hi_IN" w:bidi="hi_IN"/>
+        </w:rPr>
+      </w:r>
+      <w:r>
+        <w:rPr>
+          <w:lang w:val="hi_IN" w:bidi="hi_IN"/>
+        </w:rPr>
+        <w:t>मत्ती 10:34–36</w:t>
+      </w:r>
+    </w:p>
+    <w:p>
+      <w:pPr>
+        <w:pStyle w:val="ListBullet"/>
+        <w:spacing w:line="240" w:lineRule="auto"/>
+        <w:ind w:left="720"/>
+      </w:pPr>
+      <w:r>
+        <w:rPr>
+          <w:lang w:val="hi_IN" w:bidi="hi_IN"/>
+        </w:rPr>
+      </w:r>
+      <w:r>
+        <w:rPr>
+          <w:lang w:val="hi_IN" w:bidi="hi_IN"/>
+        </w:rPr>
+        <w:t>मत्ती. 26:55–56</w:t>
+      </w:r>
+    </w:p>
+    <w:p>
+      <w:pPr>
+        <w:pStyle w:val="ListBullet"/>
+        <w:spacing w:line="240" w:lineRule="auto"/>
+        <w:ind w:left="720"/>
+      </w:pPr>
+      <w:r>
+        <w:rPr>
+          <w:lang w:val="hi_IN" w:bidi="hi_IN"/>
+        </w:rPr>
+      </w:r>
+      <w:r>
+        <w:rPr>
+          <w:lang w:val="hi_IN" w:bidi="hi_IN"/>
+        </w:rPr>
+        <w:t>प्रकाशितवाक्य 01:14–16</w:t>
+      </w:r>
     </w:p>
     <w:p>
       <w:pPr>
@@ -2348,138 +2198,102 @@
           <w:lang w:val="hi_IN" w:bidi="hi_IN"/>
         </w:rPr>
       </w:r>
-      <w:hyperlink r:id="rId13">
-        <w:r>
-          <w:rPr>
-            <w:lang w:val="hi_IN" w:bidi="hi_IN"/>
-          </w:rPr>
-          <w:rPr>
-            <w:color w:val="0000EE"/>
-            <w:u w:val="single"/>
-          </w:rPr>
-          <w:t>1 इतिहास 02:3–4</w:t>
-        </w:r>
-      </w:hyperlink>
-    </w:p>
-    <w:p>
-      <w:pPr>
-        <w:pStyle w:val="ListBullet"/>
-        <w:spacing w:line="240" w:lineRule="auto"/>
-        <w:ind w:left="720"/>
-      </w:pPr>
-      <w:r>
-        <w:rPr>
-          <w:lang w:val="hi_IN" w:bidi="hi_IN"/>
-        </w:rPr>
-      </w:r>
-      <w:hyperlink r:id="rId38">
-        <w:r>
-          <w:rPr>
-            <w:lang w:val="hi_IN" w:bidi="hi_IN"/>
-          </w:rPr>
-          <w:rPr>
-            <w:color w:val="0000EE"/>
-            <w:u w:val="single"/>
-          </w:rPr>
-          <w:t>2 शमूएल 13:1–2</w:t>
-        </w:r>
-      </w:hyperlink>
-    </w:p>
-    <w:p>
-      <w:pPr>
-        <w:pStyle w:val="ListBullet"/>
-        <w:spacing w:line="240" w:lineRule="auto"/>
-        <w:ind w:left="720"/>
-      </w:pPr>
-      <w:r>
-        <w:rPr>
-          <w:lang w:val="hi_IN" w:bidi="hi_IN"/>
-        </w:rPr>
-      </w:r>
-      <w:hyperlink r:id="rId38">
-        <w:r>
-          <w:rPr>
-            <w:lang w:val="hi_IN" w:bidi="hi_IN"/>
-          </w:rPr>
-          <w:rPr>
-            <w:color w:val="0000EE"/>
-            <w:u w:val="single"/>
-          </w:rPr>
-          <w:t>2 शमूएल 14:25–27</w:t>
-        </w:r>
-      </w:hyperlink>
-    </w:p>
-    <w:p>
-      <w:pPr>
-        <w:pStyle w:val="ListBullet"/>
-        <w:spacing w:line="240" w:lineRule="auto"/>
-        <w:ind w:left="720"/>
-      </w:pPr>
-      <w:r>
-        <w:rPr>
-          <w:lang w:val="hi_IN" w:bidi="hi_IN"/>
-        </w:rPr>
-      </w:r>
-      <w:hyperlink r:id="rId39">
-        <w:r>
-          <w:rPr>
-            <w:lang w:val="hi_IN" w:bidi="hi_IN"/>
-          </w:rPr>
-          <w:rPr>
-            <w:color w:val="0000EE"/>
-            <w:u w:val="single"/>
-          </w:rPr>
-          <w:t>उत्पत्ति 38:6–7</w:t>
-        </w:r>
-      </w:hyperlink>
-    </w:p>
-    <w:p>
-      <w:pPr>
-        <w:pStyle w:val="ListBullet"/>
-        <w:spacing w:line="240" w:lineRule="auto"/>
-        <w:ind w:left="720"/>
-      </w:pPr>
-      <w:r>
-        <w:rPr>
-          <w:lang w:val="hi_IN" w:bidi="hi_IN"/>
-        </w:rPr>
-      </w:r>
-      <w:hyperlink r:id="rId40">
-        <w:r>
-          <w:rPr>
-            <w:lang w:val="hi_IN" w:bidi="hi_IN"/>
-          </w:rPr>
-          <w:rPr>
-            <w:color w:val="0000EE"/>
-            <w:u w:val="single"/>
-          </w:rPr>
-          <w:t>उत्पत्ति 38:24–26</w:t>
-        </w:r>
-      </w:hyperlink>
-    </w:p>
-    <w:p>
-      <w:pPr>
-        <w:pStyle w:val="ListBullet"/>
-        <w:spacing w:line="240" w:lineRule="auto"/>
-        <w:ind w:left="720"/>
-      </w:pPr>
-      <w:r>
-        <w:rPr>
-          <w:lang w:val="hi_IN" w:bidi="hi_IN"/>
-        </w:rPr>
-      </w:r>
-      <w:hyperlink r:id="rId41">
-        <w:r>
-          <w:rPr>
-            <w:lang w:val="hi_IN" w:bidi="hi_IN"/>
-          </w:rPr>
-          <w:rPr>
-            <w:color w:val="0000EE"/>
-            <w:u w:val="single"/>
-          </w:rPr>
-          <w:t>मत्ती 01:1–3</w:t>
-        </w:r>
-      </w:hyperlink>
+      <w:r>
+        <w:rPr>
+          <w:lang w:val="hi_IN" w:bidi="hi_IN"/>
+        </w:rPr>
+        <w:t>1 इतिहास 02:3–4</w:t>
+      </w:r>
+    </w:p>
+    <w:p>
+      <w:pPr>
+        <w:pStyle w:val="ListBullet"/>
+        <w:spacing w:line="240" w:lineRule="auto"/>
+        <w:ind w:left="720"/>
+      </w:pPr>
+      <w:r>
+        <w:rPr>
+          <w:lang w:val="hi_IN" w:bidi="hi_IN"/>
+        </w:rPr>
+      </w:r>
+      <w:r>
+        <w:rPr>
+          <w:lang w:val="hi_IN" w:bidi="hi_IN"/>
+        </w:rPr>
+        <w:t>2 शमूएल 13:1–2</w:t>
+      </w:r>
+    </w:p>
+    <w:p>
+      <w:pPr>
+        <w:pStyle w:val="ListBullet"/>
+        <w:spacing w:line="240" w:lineRule="auto"/>
+        <w:ind w:left="720"/>
+      </w:pPr>
+      <w:r>
+        <w:rPr>
+          <w:lang w:val="hi_IN" w:bidi="hi_IN"/>
+        </w:rPr>
+      </w:r>
+      <w:r>
+        <w:rPr>
+          <w:lang w:val="hi_IN" w:bidi="hi_IN"/>
+        </w:rPr>
+        <w:t>2 शमूएल 14:25–27</w:t>
+      </w:r>
+    </w:p>
+    <w:p>
+      <w:pPr>
+        <w:pStyle w:val="ListBullet"/>
+        <w:spacing w:line="240" w:lineRule="auto"/>
+        <w:ind w:left="720"/>
+      </w:pPr>
+      <w:r>
+        <w:rPr>
+          <w:lang w:val="hi_IN" w:bidi="hi_IN"/>
+        </w:rPr>
+      </w:r>
+      <w:r>
+        <w:rPr>
+          <w:lang w:val="hi_IN" w:bidi="hi_IN"/>
+        </w:rPr>
+        <w:t>उत्पत्ति 38:6–7</w:t>
+      </w:r>
+    </w:p>
+    <w:p>
+      <w:pPr>
+        <w:pStyle w:val="ListBullet"/>
+        <w:spacing w:line="240" w:lineRule="auto"/>
+        <w:ind w:left="720"/>
+      </w:pPr>
+      <w:r>
+        <w:rPr>
+          <w:lang w:val="hi_IN" w:bidi="hi_IN"/>
+        </w:rPr>
+      </w:r>
+      <w:r>
+        <w:rPr>
+          <w:lang w:val="hi_IN" w:bidi="hi_IN"/>
+        </w:rPr>
+        <w:t>उत्पत्ति 38:24–26</w:t>
+      </w:r>
+    </w:p>
+    <w:p>
+      <w:pPr>
+        <w:pStyle w:val="ListBullet"/>
+        <w:spacing w:line="240" w:lineRule="auto"/>
+        <w:ind w:left="720"/>
+      </w:pPr>
+      <w:r>
+        <w:rPr>
+          <w:lang w:val="hi_IN" w:bidi="hi_IN"/>
+        </w:rPr>
+      </w:r>
+      <w:r>
+        <w:rPr>
+          <w:lang w:val="hi_IN" w:bidi="hi_IN"/>
+        </w:rPr>
+        <w:t>मत्ती 01:1–3</w:t>
+      </w:r>
     </w:p>
     <w:p>
       <w:pPr>
@@ -2733,66 +2547,48 @@
           <w:lang w:val="hi_IN" w:bidi="hi_IN"/>
         </w:rPr>
       </w:r>
-      <w:hyperlink r:id="rId42">
-        <w:r>
-          <w:rPr>
-            <w:lang w:val="hi_IN" w:bidi="hi_IN"/>
-          </w:rPr>
-          <w:rPr>
-            <w:color w:val="0000EE"/>
-            <w:u w:val="single"/>
-          </w:rPr>
-          <w:t>गिनती 27:1</w:t>
-        </w:r>
-      </w:hyperlink>
-    </w:p>
-    <w:p>
-      <w:pPr>
-        <w:pStyle w:val="ListBullet"/>
-        <w:spacing w:line="240" w:lineRule="auto"/>
-        <w:ind w:left="720"/>
-      </w:pPr>
-      <w:r>
-        <w:rPr>
-          <w:lang w:val="hi_IN" w:bidi="hi_IN"/>
-        </w:rPr>
-      </w:r>
-      <w:hyperlink r:id="rId43">
-        <w:r>
-          <w:rPr>
-            <w:lang w:val="hi_IN" w:bidi="hi_IN"/>
-          </w:rPr>
-          <w:rPr>
-            <w:color w:val="0000EE"/>
-            <w:u w:val="single"/>
-          </w:rPr>
-          <w:t>गिनती 36:10–12</w:t>
-        </w:r>
-      </w:hyperlink>
-    </w:p>
-    <w:p>
-      <w:pPr>
-        <w:pStyle w:val="ListBullet"/>
-        <w:spacing w:line="240" w:lineRule="auto"/>
-        <w:ind w:left="720"/>
-      </w:pPr>
-      <w:r>
-        <w:rPr>
-          <w:lang w:val="hi_IN" w:bidi="hi_IN"/>
-        </w:rPr>
-      </w:r>
-      <w:hyperlink r:id="rId44">
-        <w:r>
-          <w:rPr>
-            <w:lang w:val="hi_IN" w:bidi="hi_IN"/>
-          </w:rPr>
-          <w:rPr>
-            <w:color w:val="0000EE"/>
-            <w:u w:val="single"/>
-          </w:rPr>
-          <w:t>श्रेष्ठगीत 06:4</w:t>
-        </w:r>
-      </w:hyperlink>
+      <w:r>
+        <w:rPr>
+          <w:lang w:val="hi_IN" w:bidi="hi_IN"/>
+        </w:rPr>
+        <w:t>गिनती 27:1</w:t>
+      </w:r>
+    </w:p>
+    <w:p>
+      <w:pPr>
+        <w:pStyle w:val="ListBullet"/>
+        <w:spacing w:line="240" w:lineRule="auto"/>
+        <w:ind w:left="720"/>
+      </w:pPr>
+      <w:r>
+        <w:rPr>
+          <w:lang w:val="hi_IN" w:bidi="hi_IN"/>
+        </w:rPr>
+      </w:r>
+      <w:r>
+        <w:rPr>
+          <w:lang w:val="hi_IN" w:bidi="hi_IN"/>
+        </w:rPr>
+        <w:t>गिनती 36:10–12</w:t>
+      </w:r>
+    </w:p>
+    <w:p>
+      <w:pPr>
+        <w:pStyle w:val="ListBullet"/>
+        <w:spacing w:line="240" w:lineRule="auto"/>
+        <w:ind w:left="720"/>
+      </w:pPr>
+      <w:r>
+        <w:rPr>
+          <w:lang w:val="hi_IN" w:bidi="hi_IN"/>
+        </w:rPr>
+      </w:r>
+      <w:r>
+        <w:rPr>
+          <w:lang w:val="hi_IN" w:bidi="hi_IN"/>
+        </w:rPr>
+        <w:t>श्रेष्ठगीत 06:4</w:t>
+      </w:r>
     </w:p>
     <w:p>
       <w:pPr>
@@ -3094,90 +2890,66 @@
           <w:lang w:val="hi_IN" w:bidi="hi_IN"/>
         </w:rPr>
       </w:r>
-      <w:hyperlink r:id="rId45">
-        <w:r>
-          <w:rPr>
-            <w:lang w:val="hi_IN" w:bidi="hi_IN"/>
-          </w:rPr>
-          <w:rPr>
-            <w:color w:val="0000EE"/>
-            <w:u w:val="single"/>
-          </w:rPr>
-          <w:t>2 तीमु. 04:10</w:t>
-        </w:r>
-      </w:hyperlink>
-    </w:p>
-    <w:p>
-      <w:pPr>
-        <w:pStyle w:val="ListBullet"/>
-        <w:spacing w:line="240" w:lineRule="auto"/>
-        <w:ind w:left="720"/>
-      </w:pPr>
-      <w:r>
-        <w:rPr>
-          <w:lang w:val="hi_IN" w:bidi="hi_IN"/>
-        </w:rPr>
-      </w:r>
-      <w:hyperlink r:id="rId46">
-        <w:r>
-          <w:rPr>
-            <w:lang w:val="hi_IN" w:bidi="hi_IN"/>
-          </w:rPr>
-          <w:rPr>
-            <w:color w:val="0000EE"/>
-            <w:u w:val="single"/>
-          </w:rPr>
-          <w:t>गलातियों 02:1–2</w:t>
-        </w:r>
-      </w:hyperlink>
-    </w:p>
-    <w:p>
-      <w:pPr>
-        <w:pStyle w:val="ListBullet"/>
-        <w:spacing w:line="240" w:lineRule="auto"/>
-        <w:ind w:left="720"/>
-      </w:pPr>
-      <w:r>
-        <w:rPr>
-          <w:lang w:val="hi_IN" w:bidi="hi_IN"/>
-        </w:rPr>
-      </w:r>
-      <w:hyperlink r:id="rId47">
-        <w:r>
-          <w:rPr>
-            <w:lang w:val="hi_IN" w:bidi="hi_IN"/>
-          </w:rPr>
-          <w:rPr>
-            <w:color w:val="0000EE"/>
-            <w:u w:val="single"/>
-          </w:rPr>
-          <w:t>गलातियों 02:3–5</w:t>
-        </w:r>
-      </w:hyperlink>
-    </w:p>
-    <w:p>
-      <w:pPr>
-        <w:pStyle w:val="ListBullet"/>
-        <w:spacing w:line="240" w:lineRule="auto"/>
-        <w:ind w:left="720"/>
-      </w:pPr>
-      <w:r>
-        <w:rPr>
-          <w:lang w:val="hi_IN" w:bidi="hi_IN"/>
-        </w:rPr>
-      </w:r>
-      <w:hyperlink r:id="rId48">
-        <w:r>
-          <w:rPr>
-            <w:lang w:val="hi_IN" w:bidi="hi_IN"/>
-          </w:rPr>
-          <w:rPr>
-            <w:color w:val="0000EE"/>
-            <w:u w:val="single"/>
-          </w:rPr>
-          <w:t>तीतुस 01:4</w:t>
-        </w:r>
-      </w:hyperlink>
+      <w:r>
+        <w:rPr>
+          <w:lang w:val="hi_IN" w:bidi="hi_IN"/>
+        </w:rPr>
+        <w:t>2 तीमु. 04:10</w:t>
+      </w:r>
+    </w:p>
+    <w:p>
+      <w:pPr>
+        <w:pStyle w:val="ListBullet"/>
+        <w:spacing w:line="240" w:lineRule="auto"/>
+        <w:ind w:left="720"/>
+      </w:pPr>
+      <w:r>
+        <w:rPr>
+          <w:lang w:val="hi_IN" w:bidi="hi_IN"/>
+        </w:rPr>
+      </w:r>
+      <w:r>
+        <w:rPr>
+          <w:lang w:val="hi_IN" w:bidi="hi_IN"/>
+        </w:rPr>
+        <w:t>गलातियों 02:1–2</w:t>
+      </w:r>
+    </w:p>
+    <w:p>
+      <w:pPr>
+        <w:pStyle w:val="ListBullet"/>
+        <w:spacing w:line="240" w:lineRule="auto"/>
+        <w:ind w:left="720"/>
+      </w:pPr>
+      <w:r>
+        <w:rPr>
+          <w:lang w:val="hi_IN" w:bidi="hi_IN"/>
+        </w:rPr>
+      </w:r>
+      <w:r>
+        <w:rPr>
+          <w:lang w:val="hi_IN" w:bidi="hi_IN"/>
+        </w:rPr>
+        <w:t>गलातियों 02:3–5</w:t>
+      </w:r>
+    </w:p>
+    <w:p>
+      <w:pPr>
+        <w:pStyle w:val="ListBullet"/>
+        <w:spacing w:line="240" w:lineRule="auto"/>
+        <w:ind w:left="720"/>
+      </w:pPr>
+      <w:r>
+        <w:rPr>
+          <w:lang w:val="hi_IN" w:bidi="hi_IN"/>
+        </w:rPr>
+      </w:r>
+      <w:r>
+        <w:rPr>
+          <w:lang w:val="hi_IN" w:bidi="hi_IN"/>
+        </w:rPr>
+        <w:t>तीतुस 01:4</w:t>
+      </w:r>
     </w:p>
     <w:p>
       <w:pPr>
@@ -3431,162 +3203,120 @@
           <w:lang w:val="hi_IN" w:bidi="hi_IN"/>
         </w:rPr>
       </w:r>
-      <w:hyperlink r:id="rId49">
-        <w:r>
-          <w:rPr>
-            <w:lang w:val="hi_IN" w:bidi="hi_IN"/>
-          </w:rPr>
-          <w:rPr>
-            <w:color w:val="0000EE"/>
-            <w:u w:val="single"/>
-          </w:rPr>
-          <w:t>1 थिस्सलुनीकियों 03:02</w:t>
-        </w:r>
-      </w:hyperlink>
-    </w:p>
-    <w:p>
-      <w:pPr>
-        <w:pStyle w:val="ListBullet"/>
-        <w:spacing w:line="240" w:lineRule="auto"/>
-        <w:ind w:left="720"/>
-      </w:pPr>
-      <w:r>
-        <w:rPr>
-          <w:lang w:val="hi_IN" w:bidi="hi_IN"/>
-        </w:rPr>
-      </w:r>
-      <w:hyperlink r:id="rId50">
-        <w:r>
-          <w:rPr>
-            <w:lang w:val="hi_IN" w:bidi="hi_IN"/>
-          </w:rPr>
-          <w:rPr>
-            <w:color w:val="0000EE"/>
-            <w:u w:val="single"/>
-          </w:rPr>
-          <w:t>1 तीमुथियुस 01:02</w:t>
-        </w:r>
-      </w:hyperlink>
-    </w:p>
-    <w:p>
-      <w:pPr>
-        <w:pStyle w:val="ListBullet"/>
-        <w:spacing w:line="240" w:lineRule="auto"/>
-        <w:ind w:left="720"/>
-      </w:pPr>
-      <w:r>
-        <w:rPr>
-          <w:lang w:val="hi_IN" w:bidi="hi_IN"/>
-        </w:rPr>
-      </w:r>
-      <w:hyperlink r:id="rId51">
-        <w:r>
-          <w:rPr>
-            <w:lang w:val="hi_IN" w:bidi="hi_IN"/>
-          </w:rPr>
-          <w:rPr>
-            <w:color w:val="0000EE"/>
-            <w:u w:val="single"/>
-          </w:rPr>
-          <w:t>प्रे.का. 16:03</w:t>
-        </w:r>
-      </w:hyperlink>
-    </w:p>
-    <w:p>
-      <w:pPr>
-        <w:pStyle w:val="ListBullet"/>
-        <w:spacing w:line="240" w:lineRule="auto"/>
-        <w:ind w:left="720"/>
-      </w:pPr>
-      <w:r>
-        <w:rPr>
-          <w:lang w:val="hi_IN" w:bidi="hi_IN"/>
-        </w:rPr>
-      </w:r>
-      <w:hyperlink r:id="rId52">
-        <w:r>
-          <w:rPr>
-            <w:lang w:val="hi_IN" w:bidi="hi_IN"/>
-          </w:rPr>
-          <w:rPr>
-            <w:color w:val="0000EE"/>
-            <w:u w:val="single"/>
-          </w:rPr>
-          <w:t>कुलुस्सियों 01:01</w:t>
-        </w:r>
-      </w:hyperlink>
-    </w:p>
-    <w:p>
-      <w:pPr>
-        <w:pStyle w:val="ListBullet"/>
-        <w:spacing w:line="240" w:lineRule="auto"/>
-        <w:ind w:left="720"/>
-      </w:pPr>
-      <w:r>
-        <w:rPr>
-          <w:lang w:val="hi_IN" w:bidi="hi_IN"/>
-        </w:rPr>
-      </w:r>
-      <w:hyperlink r:id="rId53">
-        <w:r>
-          <w:rPr>
-            <w:lang w:val="hi_IN" w:bidi="hi_IN"/>
-          </w:rPr>
-          <w:rPr>
-            <w:color w:val="0000EE"/>
-            <w:u w:val="single"/>
-          </w:rPr>
-          <w:t>फिलेमोन 01:01</w:t>
-        </w:r>
-      </w:hyperlink>
-    </w:p>
-    <w:p>
-      <w:pPr>
-        <w:pStyle w:val="ListBullet"/>
-        <w:spacing w:line="240" w:lineRule="auto"/>
-        <w:ind w:left="720"/>
-      </w:pPr>
-      <w:r>
-        <w:rPr>
-          <w:lang w:val="hi_IN" w:bidi="hi_IN"/>
-        </w:rPr>
-      </w:r>
-      <w:hyperlink r:id="rId54">
-        <w:r>
-          <w:rPr>
-            <w:lang w:val="hi_IN" w:bidi="hi_IN"/>
-          </w:rPr>
-          <w:rPr>
-            <w:color w:val="0000EE"/>
-            <w:u w:val="single"/>
-          </w:rPr>
-          <w:t>फिलिप्पियों 01:01</w:t>
-        </w:r>
-      </w:hyperlink>
-    </w:p>
-    <w:p>
-      <w:pPr>
-        <w:pStyle w:val="ListBullet"/>
-        <w:spacing w:line="240" w:lineRule="auto"/>
-        <w:ind w:left="720"/>
-      </w:pPr>
-      <w:r>
-        <w:rPr>
-          <w:lang w:val="hi_IN" w:bidi="hi_IN"/>
-        </w:rPr>
-      </w:r>
-      <w:hyperlink r:id="rId55">
-        <w:r>
-          <w:rPr>
-            <w:lang w:val="hi_IN" w:bidi="hi_IN"/>
-          </w:rPr>
-          <w:rPr>
-            <w:color w:val="0000EE"/>
-            <w:u w:val="single"/>
-          </w:rPr>
-          <w:t>फिलिप्पियों 02:19</w:t>
-        </w:r>
-      </w:hyperlink>
+      <w:r>
+        <w:rPr>
+          <w:lang w:val="hi_IN" w:bidi="hi_IN"/>
+        </w:rPr>
+        <w:t>1 थिस्सलुनीकियों 03:02</w:t>
+      </w:r>
+    </w:p>
+    <w:p>
+      <w:pPr>
+        <w:pStyle w:val="ListBullet"/>
+        <w:spacing w:line="240" w:lineRule="auto"/>
+        <w:ind w:left="720"/>
+      </w:pPr>
+      <w:r>
+        <w:rPr>
+          <w:lang w:val="hi_IN" w:bidi="hi_IN"/>
+        </w:rPr>
+      </w:r>
+      <w:r>
+        <w:rPr>
+          <w:lang w:val="hi_IN" w:bidi="hi_IN"/>
+        </w:rPr>
+        <w:t>1 तीमुथियुस 01:02</w:t>
+      </w:r>
+    </w:p>
+    <w:p>
+      <w:pPr>
+        <w:pStyle w:val="ListBullet"/>
+        <w:spacing w:line="240" w:lineRule="auto"/>
+        <w:ind w:left="720"/>
+      </w:pPr>
+      <w:r>
+        <w:rPr>
+          <w:lang w:val="hi_IN" w:bidi="hi_IN"/>
+        </w:rPr>
+      </w:r>
+      <w:r>
+        <w:rPr>
+          <w:lang w:val="hi_IN" w:bidi="hi_IN"/>
+        </w:rPr>
+        <w:t>प्रे.का. 16:03</w:t>
+      </w:r>
+    </w:p>
+    <w:p>
+      <w:pPr>
+        <w:pStyle w:val="ListBullet"/>
+        <w:spacing w:line="240" w:lineRule="auto"/>
+        <w:ind w:left="720"/>
+      </w:pPr>
+      <w:r>
+        <w:rPr>
+          <w:lang w:val="hi_IN" w:bidi="hi_IN"/>
+        </w:rPr>
+      </w:r>
+      <w:r>
+        <w:rPr>
+          <w:lang w:val="hi_IN" w:bidi="hi_IN"/>
+        </w:rPr>
+        <w:t>कुलुस्सियों 01:01</w:t>
+      </w:r>
+    </w:p>
+    <w:p>
+      <w:pPr>
+        <w:pStyle w:val="ListBullet"/>
+        <w:spacing w:line="240" w:lineRule="auto"/>
+        <w:ind w:left="720"/>
+      </w:pPr>
+      <w:r>
+        <w:rPr>
+          <w:lang w:val="hi_IN" w:bidi="hi_IN"/>
+        </w:rPr>
+      </w:r>
+      <w:r>
+        <w:rPr>
+          <w:lang w:val="hi_IN" w:bidi="hi_IN"/>
+        </w:rPr>
+        <w:t>फिलेमोन 01:01</w:t>
+      </w:r>
+    </w:p>
+    <w:p>
+      <w:pPr>
+        <w:pStyle w:val="ListBullet"/>
+        <w:spacing w:line="240" w:lineRule="auto"/>
+        <w:ind w:left="720"/>
+      </w:pPr>
+      <w:r>
+        <w:rPr>
+          <w:lang w:val="hi_IN" w:bidi="hi_IN"/>
+        </w:rPr>
+      </w:r>
+      <w:r>
+        <w:rPr>
+          <w:lang w:val="hi_IN" w:bidi="hi_IN"/>
+        </w:rPr>
+        <w:t>फिलिप्पियों 01:01</w:t>
+      </w:r>
+    </w:p>
+    <w:p>
+      <w:pPr>
+        <w:pStyle w:val="ListBullet"/>
+        <w:spacing w:line="240" w:lineRule="auto"/>
+        <w:ind w:left="720"/>
+      </w:pPr>
+      <w:r>
+        <w:rPr>
+          <w:lang w:val="hi_IN" w:bidi="hi_IN"/>
+        </w:rPr>
+      </w:r>
+      <w:r>
+        <w:rPr>
+          <w:lang w:val="hi_IN" w:bidi="hi_IN"/>
+        </w:rPr>
+        <w:t>फिलिप्पियों 02:19</w:t>
+      </w:r>
     </w:p>
     <w:p>
       <w:pPr>
@@ -3864,66 +3594,48 @@
           <w:lang w:val="hi_IN" w:bidi="hi_IN"/>
         </w:rPr>
       </w:r>
-      <w:hyperlink r:id="rId45">
-        <w:r>
-          <w:rPr>
-            <w:lang w:val="hi_IN" w:bidi="hi_IN"/>
-          </w:rPr>
-          <w:rPr>
-            <w:color w:val="0000EE"/>
-            <w:u w:val="single"/>
-          </w:rPr>
-          <w:t>2 तीमु. 04:11–13</w:t>
-        </w:r>
-      </w:hyperlink>
-    </w:p>
-    <w:p>
-      <w:pPr>
-        <w:pStyle w:val="ListBullet"/>
-        <w:spacing w:line="240" w:lineRule="auto"/>
-        <w:ind w:left="720"/>
-      </w:pPr>
-      <w:r>
-        <w:rPr>
-          <w:lang w:val="hi_IN" w:bidi="hi_IN"/>
-        </w:rPr>
-      </w:r>
-      <w:hyperlink r:id="rId56">
-        <w:r>
-          <w:rPr>
-            <w:lang w:val="hi_IN" w:bidi="hi_IN"/>
-          </w:rPr>
-          <w:rPr>
-            <w:color w:val="0000EE"/>
-            <w:u w:val="single"/>
-          </w:rPr>
-          <w:t>कुलुस्सियों 04:7–9</w:t>
-        </w:r>
-      </w:hyperlink>
-    </w:p>
-    <w:p>
-      <w:pPr>
-        <w:pStyle w:val="ListBullet"/>
-        <w:spacing w:line="240" w:lineRule="auto"/>
-        <w:ind w:left="720"/>
-      </w:pPr>
-      <w:r>
-        <w:rPr>
-          <w:lang w:val="hi_IN" w:bidi="hi_IN"/>
-        </w:rPr>
-      </w:r>
-      <w:hyperlink r:id="rId57">
-        <w:r>
-          <w:rPr>
-            <w:lang w:val="hi_IN" w:bidi="hi_IN"/>
-          </w:rPr>
-          <w:rPr>
-            <w:color w:val="0000EE"/>
-            <w:u w:val="single"/>
-          </w:rPr>
-          <w:t>तीतुस 03:12–13</w:t>
-        </w:r>
-      </w:hyperlink>
+      <w:r>
+        <w:rPr>
+          <w:lang w:val="hi_IN" w:bidi="hi_IN"/>
+        </w:rPr>
+        <w:t>2 तीमु. 04:11–13</w:t>
+      </w:r>
+    </w:p>
+    <w:p>
+      <w:pPr>
+        <w:pStyle w:val="ListBullet"/>
+        <w:spacing w:line="240" w:lineRule="auto"/>
+        <w:ind w:left="720"/>
+      </w:pPr>
+      <w:r>
+        <w:rPr>
+          <w:lang w:val="hi_IN" w:bidi="hi_IN"/>
+        </w:rPr>
+      </w:r>
+      <w:r>
+        <w:rPr>
+          <w:lang w:val="hi_IN" w:bidi="hi_IN"/>
+        </w:rPr>
+        <w:t>कुलुस्सियों 04:7–9</w:t>
+      </w:r>
+    </w:p>
+    <w:p>
+      <w:pPr>
+        <w:pStyle w:val="ListBullet"/>
+        <w:spacing w:line="240" w:lineRule="auto"/>
+        <w:ind w:left="720"/>
+      </w:pPr>
+      <w:r>
+        <w:rPr>
+          <w:lang w:val="hi_IN" w:bidi="hi_IN"/>
+        </w:rPr>
+      </w:r>
+      <w:r>
+        <w:rPr>
+          <w:lang w:val="hi_IN" w:bidi="hi_IN"/>
+        </w:rPr>
+        <w:t>तीतुस 03:12–13</w:t>
+      </w:r>
     </w:p>
     <w:p>
       <w:pPr>
@@ -4133,42 +3845,30 @@
           <w:lang w:val="hi_IN" w:bidi="hi_IN"/>
         </w:rPr>
       </w:r>
-      <w:hyperlink r:id="rId58">
-        <w:r>
-          <w:rPr>
-            <w:lang w:val="hi_IN" w:bidi="hi_IN"/>
-          </w:rPr>
-          <w:rPr>
-            <w:color w:val="0000EE"/>
-            <w:u w:val="single"/>
-          </w:rPr>
-          <w:t>दानिय्येल 12:1–2</w:t>
-        </w:r>
-      </w:hyperlink>
-    </w:p>
-    <w:p>
-      <w:pPr>
-        <w:pStyle w:val="ListBullet"/>
-        <w:spacing w:line="240" w:lineRule="auto"/>
-        <w:ind w:left="720"/>
-      </w:pPr>
-      <w:r>
-        <w:rPr>
-          <w:lang w:val="hi_IN" w:bidi="hi_IN"/>
-        </w:rPr>
-      </w:r>
-      <w:hyperlink r:id="rId59">
-        <w:r>
-          <w:rPr>
-            <w:lang w:val="hi_IN" w:bidi="hi_IN"/>
-          </w:rPr>
-          <w:rPr>
-            <w:color w:val="0000EE"/>
-            <w:u w:val="single"/>
-          </w:rPr>
-          <w:t>नीतिवचन 15:5–6</w:t>
-        </w:r>
-      </w:hyperlink>
+      <w:r>
+        <w:rPr>
+          <w:lang w:val="hi_IN" w:bidi="hi_IN"/>
+        </w:rPr>
+        <w:t>दानिय्येल 12:1–2</w:t>
+      </w:r>
+    </w:p>
+    <w:p>
+      <w:pPr>
+        <w:pStyle w:val="ListBullet"/>
+        <w:spacing w:line="240" w:lineRule="auto"/>
+        <w:ind w:left="720"/>
+      </w:pPr>
+      <w:r>
+        <w:rPr>
+          <w:lang w:val="hi_IN" w:bidi="hi_IN"/>
+        </w:rPr>
+      </w:r>
+      <w:r>
+        <w:rPr>
+          <w:lang w:val="hi_IN" w:bidi="hi_IN"/>
+        </w:rPr>
+        <w:t>नीतिवचन 15:5–6</w:t>
+      </w:r>
     </w:p>
     <w:p>
       <w:pPr>
@@ -4438,138 +4138,102 @@
           <w:lang w:val="hi_IN" w:bidi="hi_IN"/>
         </w:rPr>
       </w:r>
-      <w:hyperlink r:id="rId13">
-        <w:r>
-          <w:rPr>
-            <w:lang w:val="hi_IN" w:bidi="hi_IN"/>
-          </w:rPr>
-          <w:rPr>
-            <w:color w:val="0000EE"/>
-            <w:u w:val="single"/>
-          </w:rPr>
-          <w:t>1 इतिहास 13:7–8</w:t>
-        </w:r>
-      </w:hyperlink>
-    </w:p>
-    <w:p>
-      <w:pPr>
-        <w:pStyle w:val="ListBullet"/>
-        <w:spacing w:line="240" w:lineRule="auto"/>
-        <w:ind w:left="720"/>
-      </w:pPr>
-      <w:r>
-        <w:rPr>
-          <w:lang w:val="hi_IN" w:bidi="hi_IN"/>
-        </w:rPr>
-      </w:r>
-      <w:hyperlink r:id="rId60">
-        <w:r>
-          <w:rPr>
-            <w:lang w:val="hi_IN" w:bidi="hi_IN"/>
-          </w:rPr>
-          <w:rPr>
-            <w:color w:val="0000EE"/>
-            <w:u w:val="single"/>
-          </w:rPr>
-          <w:t>2 राजा 09:13</w:t>
-        </w:r>
-      </w:hyperlink>
-    </w:p>
-    <w:p>
-      <w:pPr>
-        <w:pStyle w:val="ListBullet"/>
-        <w:spacing w:line="240" w:lineRule="auto"/>
-        <w:ind w:left="720"/>
-      </w:pPr>
-      <w:r>
-        <w:rPr>
-          <w:lang w:val="hi_IN" w:bidi="hi_IN"/>
-        </w:rPr>
-      </w:r>
-      <w:hyperlink r:id="rId61">
-        <w:r>
-          <w:rPr>
-            <w:lang w:val="hi_IN" w:bidi="hi_IN"/>
-          </w:rPr>
-          <w:rPr>
-            <w:color w:val="0000EE"/>
-            <w:u w:val="single"/>
-          </w:rPr>
-          <w:t>निर्गमन 19:12–13</w:t>
-        </w:r>
-      </w:hyperlink>
-    </w:p>
-    <w:p>
-      <w:pPr>
-        <w:pStyle w:val="ListBullet"/>
-        <w:spacing w:line="240" w:lineRule="auto"/>
-        <w:ind w:left="720"/>
-      </w:pPr>
-      <w:r>
-        <w:rPr>
-          <w:lang w:val="hi_IN" w:bidi="hi_IN"/>
-        </w:rPr>
-      </w:r>
-      <w:hyperlink r:id="rId62">
-        <w:r>
-          <w:rPr>
-            <w:lang w:val="hi_IN" w:bidi="hi_IN"/>
-          </w:rPr>
-          <w:rPr>
-            <w:color w:val="0000EE"/>
-            <w:u w:val="single"/>
-          </w:rPr>
-          <w:t>इब्रानियों 12:19</w:t>
-        </w:r>
-      </w:hyperlink>
-    </w:p>
-    <w:p>
-      <w:pPr>
-        <w:pStyle w:val="ListBullet"/>
-        <w:spacing w:line="240" w:lineRule="auto"/>
-        <w:ind w:left="720"/>
-      </w:pPr>
-      <w:r>
-        <w:rPr>
-          <w:lang w:val="hi_IN" w:bidi="hi_IN"/>
-        </w:rPr>
-      </w:r>
-      <w:hyperlink r:id="rId63">
-        <w:r>
-          <w:rPr>
-            <w:lang w:val="hi_IN" w:bidi="hi_IN"/>
-          </w:rPr>
-          <w:rPr>
-            <w:color w:val="0000EE"/>
-            <w:u w:val="single"/>
-          </w:rPr>
-          <w:t>मत्ती 6:2</w:t>
-        </w:r>
-      </w:hyperlink>
-    </w:p>
-    <w:p>
-      <w:pPr>
-        <w:pStyle w:val="ListBullet"/>
-        <w:spacing w:line="240" w:lineRule="auto"/>
-        <w:ind w:left="720"/>
-      </w:pPr>
-      <w:r>
-        <w:rPr>
-          <w:lang w:val="hi_IN" w:bidi="hi_IN"/>
-        </w:rPr>
-      </w:r>
-      <w:hyperlink r:id="rId64">
-        <w:r>
-          <w:rPr>
-            <w:lang w:val="hi_IN" w:bidi="hi_IN"/>
-          </w:rPr>
-          <w:rPr>
-            <w:color w:val="0000EE"/>
-            <w:u w:val="single"/>
-          </w:rPr>
-          <w:t>मत्ती 24:31</w:t>
-        </w:r>
-      </w:hyperlink>
+      <w:r>
+        <w:rPr>
+          <w:lang w:val="hi_IN" w:bidi="hi_IN"/>
+        </w:rPr>
+        <w:t>1 इतिहास 13:7–8</w:t>
+      </w:r>
+    </w:p>
+    <w:p>
+      <w:pPr>
+        <w:pStyle w:val="ListBullet"/>
+        <w:spacing w:line="240" w:lineRule="auto"/>
+        <w:ind w:left="720"/>
+      </w:pPr>
+      <w:r>
+        <w:rPr>
+          <w:lang w:val="hi_IN" w:bidi="hi_IN"/>
+        </w:rPr>
+      </w:r>
+      <w:r>
+        <w:rPr>
+          <w:lang w:val="hi_IN" w:bidi="hi_IN"/>
+        </w:rPr>
+        <w:t>2 राजा 09:13</w:t>
+      </w:r>
+    </w:p>
+    <w:p>
+      <w:pPr>
+        <w:pStyle w:val="ListBullet"/>
+        <w:spacing w:line="240" w:lineRule="auto"/>
+        <w:ind w:left="720"/>
+      </w:pPr>
+      <w:r>
+        <w:rPr>
+          <w:lang w:val="hi_IN" w:bidi="hi_IN"/>
+        </w:rPr>
+      </w:r>
+      <w:r>
+        <w:rPr>
+          <w:lang w:val="hi_IN" w:bidi="hi_IN"/>
+        </w:rPr>
+        <w:t>निर्गमन 19:12–13</w:t>
+      </w:r>
+    </w:p>
+    <w:p>
+      <w:pPr>
+        <w:pStyle w:val="ListBullet"/>
+        <w:spacing w:line="240" w:lineRule="auto"/>
+        <w:ind w:left="720"/>
+      </w:pPr>
+      <w:r>
+        <w:rPr>
+          <w:lang w:val="hi_IN" w:bidi="hi_IN"/>
+        </w:rPr>
+      </w:r>
+      <w:r>
+        <w:rPr>
+          <w:lang w:val="hi_IN" w:bidi="hi_IN"/>
+        </w:rPr>
+        <w:t>इब्रानियों 12:19</w:t>
+      </w:r>
+    </w:p>
+    <w:p>
+      <w:pPr>
+        <w:pStyle w:val="ListBullet"/>
+        <w:spacing w:line="240" w:lineRule="auto"/>
+        <w:ind w:left="720"/>
+      </w:pPr>
+      <w:r>
+        <w:rPr>
+          <w:lang w:val="hi_IN" w:bidi="hi_IN"/>
+        </w:rPr>
+      </w:r>
+      <w:r>
+        <w:rPr>
+          <w:lang w:val="hi_IN" w:bidi="hi_IN"/>
+        </w:rPr>
+        <w:t>मत्ती 6:2</w:t>
+      </w:r>
+    </w:p>
+    <w:p>
+      <w:pPr>
+        <w:pStyle w:val="ListBullet"/>
+        <w:spacing w:line="240" w:lineRule="auto"/>
+        <w:ind w:left="720"/>
+      </w:pPr>
+      <w:r>
+        <w:rPr>
+          <w:lang w:val="hi_IN" w:bidi="hi_IN"/>
+        </w:rPr>
+      </w:r>
+      <w:r>
+        <w:rPr>
+          <w:lang w:val="hi_IN" w:bidi="hi_IN"/>
+        </w:rPr>
+        <w:t>मत्ती 24:31</w:t>
+      </w:r>
     </w:p>
     <w:p>
       <w:pPr>
@@ -4859,66 +4523,48 @@
           <w:lang w:val="hi_IN" w:bidi="hi_IN"/>
         </w:rPr>
       </w:r>
-      <w:hyperlink r:id="rId13">
-        <w:r>
-          <w:rPr>
-            <w:lang w:val="hi_IN" w:bidi="hi_IN"/>
-          </w:rPr>
-          <w:rPr>
-            <w:color w:val="0000EE"/>
-            <w:u w:val="single"/>
-          </w:rPr>
-          <w:t>1 इतिहास 01:5–7</w:t>
-        </w:r>
-      </w:hyperlink>
-    </w:p>
-    <w:p>
-      <w:pPr>
-        <w:pStyle w:val="ListBullet"/>
-        <w:spacing w:line="240" w:lineRule="auto"/>
-        <w:ind w:left="720"/>
-      </w:pPr>
-      <w:r>
-        <w:rPr>
-          <w:lang w:val="hi_IN" w:bidi="hi_IN"/>
-        </w:rPr>
-      </w:r>
-      <w:hyperlink r:id="rId65">
-        <w:r>
-          <w:rPr>
-            <w:lang w:val="hi_IN" w:bidi="hi_IN"/>
-          </w:rPr>
-          <w:rPr>
-            <w:color w:val="0000EE"/>
-            <w:u w:val="single"/>
-          </w:rPr>
-          <w:t>यहेजकेल 27:12–13</w:t>
-        </w:r>
-      </w:hyperlink>
-    </w:p>
-    <w:p>
-      <w:pPr>
-        <w:pStyle w:val="ListBullet"/>
-        <w:spacing w:line="240" w:lineRule="auto"/>
-        <w:ind w:left="720"/>
-      </w:pPr>
-      <w:r>
-        <w:rPr>
-          <w:lang w:val="hi_IN" w:bidi="hi_IN"/>
-        </w:rPr>
-      </w:r>
-      <w:hyperlink r:id="rId26">
-        <w:r>
-          <w:rPr>
-            <w:lang w:val="hi_IN" w:bidi="hi_IN"/>
-          </w:rPr>
-          <w:rPr>
-            <w:color w:val="0000EE"/>
-            <w:u w:val="single"/>
-          </w:rPr>
-          <w:t>उत्पत्ति 10:2–5</w:t>
-        </w:r>
-      </w:hyperlink>
+      <w:r>
+        <w:rPr>
+          <w:lang w:val="hi_IN" w:bidi="hi_IN"/>
+        </w:rPr>
+        <w:t>1 इतिहास 01:5–7</w:t>
+      </w:r>
+    </w:p>
+    <w:p>
+      <w:pPr>
+        <w:pStyle w:val="ListBullet"/>
+        <w:spacing w:line="240" w:lineRule="auto"/>
+        <w:ind w:left="720"/>
+      </w:pPr>
+      <w:r>
+        <w:rPr>
+          <w:lang w:val="hi_IN" w:bidi="hi_IN"/>
+        </w:rPr>
+      </w:r>
+      <w:r>
+        <w:rPr>
+          <w:lang w:val="hi_IN" w:bidi="hi_IN"/>
+        </w:rPr>
+        <w:t>यहेजकेल 27:12–13</w:t>
+      </w:r>
+    </w:p>
+    <w:p>
+      <w:pPr>
+        <w:pStyle w:val="ListBullet"/>
+        <w:spacing w:line="240" w:lineRule="auto"/>
+        <w:ind w:left="720"/>
+      </w:pPr>
+      <w:r>
+        <w:rPr>
+          <w:lang w:val="hi_IN" w:bidi="hi_IN"/>
+        </w:rPr>
+      </w:r>
+      <w:r>
+        <w:rPr>
+          <w:lang w:val="hi_IN" w:bidi="hi_IN"/>
+        </w:rPr>
+        <w:t>उत्पत्ति 10:2–5</w:t>
+      </w:r>
     </w:p>
     <w:p>
       <w:pPr>
@@ -5216,42 +4862,30 @@
           <w:lang w:val="hi_IN" w:bidi="hi_IN"/>
         </w:rPr>
       </w:r>
-      <w:hyperlink r:id="rId13">
-        <w:r>
-          <w:rPr>
-            <w:lang w:val="hi_IN" w:bidi="hi_IN"/>
-          </w:rPr>
-          <w:rPr>
-            <w:color w:val="0000EE"/>
-            <w:u w:val="single"/>
-          </w:rPr>
-          <w:t>1 इतिहास 1:24–27</w:t>
-        </w:r>
-      </w:hyperlink>
-    </w:p>
-    <w:p>
-      <w:pPr>
-        <w:pStyle w:val="ListBullet"/>
-        <w:spacing w:line="240" w:lineRule="auto"/>
-        <w:ind w:left="720"/>
-      </w:pPr>
-      <w:r>
-        <w:rPr>
-          <w:lang w:val="hi_IN" w:bidi="hi_IN"/>
-        </w:rPr>
-      </w:r>
-      <w:hyperlink r:id="rId66">
-        <w:r>
-          <w:rPr>
-            <w:lang w:val="hi_IN" w:bidi="hi_IN"/>
-          </w:rPr>
-          <w:rPr>
-            <w:color w:val="0000EE"/>
-            <w:u w:val="single"/>
-          </w:rPr>
-          <w:t>लूका 3:33–35</w:t>
-        </w:r>
-      </w:hyperlink>
+      <w:r>
+        <w:rPr>
+          <w:lang w:val="hi_IN" w:bidi="hi_IN"/>
+        </w:rPr>
+        <w:t>1 इतिहास 1:24–27</w:t>
+      </w:r>
+    </w:p>
+    <w:p>
+      <w:pPr>
+        <w:pStyle w:val="ListBullet"/>
+        <w:spacing w:line="240" w:lineRule="auto"/>
+        <w:ind w:left="720"/>
+      </w:pPr>
+      <w:r>
+        <w:rPr>
+          <w:lang w:val="hi_IN" w:bidi="hi_IN"/>
+        </w:rPr>
+      </w:r>
+      <w:r>
+        <w:rPr>
+          <w:lang w:val="hi_IN" w:bidi="hi_IN"/>
+        </w:rPr>
+        <w:t>लूका 3:33–35</w:t>
+      </w:r>
     </w:p>
     <w:p>
       <w:pPr>
@@ -5455,138 +5089,102 @@
           <w:lang w:val="hi_IN" w:bidi="hi_IN"/>
         </w:rPr>
       </w:r>
-      <w:hyperlink r:id="rId38">
-        <w:r>
-          <w:rPr>
-            <w:lang w:val="hi_IN" w:bidi="hi_IN"/>
-          </w:rPr>
-          <w:rPr>
-            <w:color w:val="0000EE"/>
-            <w:u w:val="single"/>
-          </w:rPr>
-          <w:t>2 शमूएल 1:21</w:t>
-        </w:r>
-      </w:hyperlink>
-    </w:p>
-    <w:p>
-      <w:pPr>
-        <w:pStyle w:val="ListBullet"/>
-        <w:spacing w:line="240" w:lineRule="auto"/>
-        <w:ind w:left="720"/>
-      </w:pPr>
-      <w:r>
-        <w:rPr>
-          <w:lang w:val="hi_IN" w:bidi="hi_IN"/>
-        </w:rPr>
-      </w:r>
-      <w:hyperlink r:id="rId67">
-        <w:r>
-          <w:rPr>
-            <w:lang w:val="hi_IN" w:bidi="hi_IN"/>
-          </w:rPr>
-          <w:rPr>
-            <w:color w:val="0000EE"/>
-            <w:u w:val="single"/>
-          </w:rPr>
-          <w:t>निर्गमन 29:2</w:t>
-        </w:r>
-      </w:hyperlink>
-    </w:p>
-    <w:p>
-      <w:pPr>
-        <w:pStyle w:val="ListBullet"/>
-        <w:spacing w:line="240" w:lineRule="auto"/>
-        <w:ind w:left="720"/>
-      </w:pPr>
-      <w:r>
-        <w:rPr>
-          <w:lang w:val="hi_IN" w:bidi="hi_IN"/>
-        </w:rPr>
-      </w:r>
-      <w:hyperlink r:id="rId68">
-        <w:r>
-          <w:rPr>
-            <w:lang w:val="hi_IN" w:bidi="hi_IN"/>
-          </w:rPr>
-          <w:rPr>
-            <w:color w:val="0000EE"/>
-            <w:u w:val="single"/>
-          </w:rPr>
-          <w:t>लैव्यव्यवस्था 5:11</w:t>
-        </w:r>
-      </w:hyperlink>
-    </w:p>
-    <w:p>
-      <w:pPr>
-        <w:pStyle w:val="ListBullet"/>
-        <w:spacing w:line="240" w:lineRule="auto"/>
-        <w:ind w:left="720"/>
-      </w:pPr>
-      <w:r>
-        <w:rPr>
-          <w:lang w:val="hi_IN" w:bidi="hi_IN"/>
-        </w:rPr>
-      </w:r>
-      <w:hyperlink r:id="rId69">
-        <w:r>
-          <w:rPr>
-            <w:lang w:val="hi_IN" w:bidi="hi_IN"/>
-          </w:rPr>
-          <w:rPr>
-            <w:color w:val="0000EE"/>
-            <w:u w:val="single"/>
-          </w:rPr>
-          <w:t>लैव्यव्यवस्था 8:1–3</w:t>
-        </w:r>
-      </w:hyperlink>
-    </w:p>
-    <w:p>
-      <w:pPr>
-        <w:pStyle w:val="ListBullet"/>
-        <w:spacing w:line="240" w:lineRule="auto"/>
-        <w:ind w:left="720"/>
-      </w:pPr>
-      <w:r>
-        <w:rPr>
-          <w:lang w:val="hi_IN" w:bidi="hi_IN"/>
-        </w:rPr>
-      </w:r>
-      <w:hyperlink r:id="rId70">
-        <w:r>
-          <w:rPr>
-            <w:lang w:val="hi_IN" w:bidi="hi_IN"/>
-          </w:rPr>
-          <w:rPr>
-            <w:color w:val="0000EE"/>
-            <w:u w:val="single"/>
-          </w:rPr>
-          <w:t>मरकुस 6:12–13</w:t>
-        </w:r>
-      </w:hyperlink>
-    </w:p>
-    <w:p>
-      <w:pPr>
-        <w:pStyle w:val="ListBullet"/>
-        <w:spacing w:line="240" w:lineRule="auto"/>
-        <w:ind w:left="720"/>
-      </w:pPr>
-      <w:r>
-        <w:rPr>
-          <w:lang w:val="hi_IN" w:bidi="hi_IN"/>
-        </w:rPr>
-      </w:r>
-      <w:hyperlink r:id="rId71">
-        <w:r>
-          <w:rPr>
-            <w:lang w:val="hi_IN" w:bidi="hi_IN"/>
-          </w:rPr>
-          <w:rPr>
-            <w:color w:val="0000EE"/>
-            <w:u w:val="single"/>
-          </w:rPr>
-          <w:t>मत्ती 25:7–9</w:t>
-        </w:r>
-      </w:hyperlink>
+      <w:r>
+        <w:rPr>
+          <w:lang w:val="hi_IN" w:bidi="hi_IN"/>
+        </w:rPr>
+        <w:t>2 शमूएल 1:21</w:t>
+      </w:r>
+    </w:p>
+    <w:p>
+      <w:pPr>
+        <w:pStyle w:val="ListBullet"/>
+        <w:spacing w:line="240" w:lineRule="auto"/>
+        <w:ind w:left="720"/>
+      </w:pPr>
+      <w:r>
+        <w:rPr>
+          <w:lang w:val="hi_IN" w:bidi="hi_IN"/>
+        </w:rPr>
+      </w:r>
+      <w:r>
+        <w:rPr>
+          <w:lang w:val="hi_IN" w:bidi="hi_IN"/>
+        </w:rPr>
+        <w:t>निर्गमन 29:2</w:t>
+      </w:r>
+    </w:p>
+    <w:p>
+      <w:pPr>
+        <w:pStyle w:val="ListBullet"/>
+        <w:spacing w:line="240" w:lineRule="auto"/>
+        <w:ind w:left="720"/>
+      </w:pPr>
+      <w:r>
+        <w:rPr>
+          <w:lang w:val="hi_IN" w:bidi="hi_IN"/>
+        </w:rPr>
+      </w:r>
+      <w:r>
+        <w:rPr>
+          <w:lang w:val="hi_IN" w:bidi="hi_IN"/>
+        </w:rPr>
+        <w:t>लैव्यव्यवस्था 5:11</w:t>
+      </w:r>
+    </w:p>
+    <w:p>
+      <w:pPr>
+        <w:pStyle w:val="ListBullet"/>
+        <w:spacing w:line="240" w:lineRule="auto"/>
+        <w:ind w:left="720"/>
+      </w:pPr>
+      <w:r>
+        <w:rPr>
+          <w:lang w:val="hi_IN" w:bidi="hi_IN"/>
+        </w:rPr>
+      </w:r>
+      <w:r>
+        <w:rPr>
+          <w:lang w:val="hi_IN" w:bidi="hi_IN"/>
+        </w:rPr>
+        <w:t>लैव्यव्यवस्था 8:1–3</w:t>
+      </w:r>
+    </w:p>
+    <w:p>
+      <w:pPr>
+        <w:pStyle w:val="ListBullet"/>
+        <w:spacing w:line="240" w:lineRule="auto"/>
+        <w:ind w:left="720"/>
+      </w:pPr>
+      <w:r>
+        <w:rPr>
+          <w:lang w:val="hi_IN" w:bidi="hi_IN"/>
+        </w:rPr>
+      </w:r>
+      <w:r>
+        <w:rPr>
+          <w:lang w:val="hi_IN" w:bidi="hi_IN"/>
+        </w:rPr>
+        <w:t>मरकुस 6:12–13</w:t>
+      </w:r>
+    </w:p>
+    <w:p>
+      <w:pPr>
+        <w:pStyle w:val="ListBullet"/>
+        <w:spacing w:line="240" w:lineRule="auto"/>
+        <w:ind w:left="720"/>
+      </w:pPr>
+      <w:r>
+        <w:rPr>
+          <w:lang w:val="hi_IN" w:bidi="hi_IN"/>
+        </w:rPr>
+      </w:r>
+      <w:r>
+        <w:rPr>
+          <w:lang w:val="hi_IN" w:bidi="hi_IN"/>
+        </w:rPr>
+        <w:t>मत्ती 25:7–9</w:t>
+      </w:r>
     </w:p>
     <w:p>
       <w:pPr>

--- a/hin/docx/027.content.docx
+++ b/hin/docx/027.content.docx
@@ -2087,13 +2087,37 @@
         <w:rPr>
           <w:lang w:val="hi_IN" w:bidi="hi_IN"/>
         </w:rPr>
+        <w:t xml:space="preserve">, पूर्वजों, </w:t>
+      </w:r>
+      <w:r>
+        <w:rPr>
+          <w:lang w:val="hi_IN" w:bidi="hi_IN"/>
+        </w:rPr>
+        <w:t>अम्नोन</w:t>
+      </w:r>
+      <w:r>
+        <w:rPr>
+          <w:lang w:val="hi_IN" w:bidi="hi_IN"/>
+        </w:rPr>
         <w:t xml:space="preserve">, </w:t>
       </w:r>
       <w:r>
         <w:rPr>
           <w:lang w:val="hi_IN" w:bidi="hi_IN"/>
         </w:rPr>
-        <w:t>पूर्वजों</w:t>
+        <w:t>दाऊद</w:t>
+      </w:r>
+      <w:r>
+        <w:rPr>
+          <w:lang w:val="hi_IN" w:bidi="hi_IN"/>
+        </w:rPr>
+        <w:t xml:space="preserve">, पूर्वजों, </w:t>
+      </w:r>
+      <w:r>
+        <w:rPr>
+          <w:lang w:val="hi_IN" w:bidi="hi_IN"/>
+        </w:rPr>
+        <w:t>यहूदा</w:t>
       </w:r>
       <w:r>
         <w:rPr>
@@ -2105,7 +2129,322 @@
         <w:rPr>
           <w:lang w:val="hi_IN" w:bidi="hi_IN"/>
         </w:rPr>
-        <w:t>अम्नोन</w:t>
+        <w:t>खारे ताल</w:t>
+      </w:r>
+      <w:r>
+        <w:rPr>
+          <w:lang w:val="hi_IN" w:bidi="hi_IN"/>
+        </w:rPr>
+        <w:t>)</w:t>
+      </w:r>
+    </w:p>
+    <w:p>
+      <w:pPr/>
+      <w:r>
+        <w:rPr>
+          <w:lang w:val="hi_IN" w:bidi="hi_IN"/>
+        </w:rPr>
+      </w:r>
+      <w:r>
+        <w:rPr>
+          <w:lang w:val="hi_IN" w:bidi="hi_IN"/>
+        </w:rPr>
+        <w:t>(अनुवाद के सुझाव नामों का अनुवाद कैसे करें)</w:t>
+      </w:r>
+    </w:p>
+    <w:p>
+      <w:pPr>
+        <w:pStyle w:val="Heading3"/>
+      </w:pPr>
+      <w:r>
+        <w:rPr>
+          <w:lang w:val="hi_IN" w:bidi="hi_IN"/>
+        </w:rPr>
+        <w:t>बाइबल संदर्भ:</w:t>
+      </w:r>
+    </w:p>
+    <w:p>
+      <w:pPr>
+        <w:pStyle w:val="ListBullet"/>
+        <w:spacing w:line="240" w:lineRule="auto"/>
+        <w:ind w:left="720"/>
+      </w:pPr>
+      <w:r>
+        <w:rPr>
+          <w:lang w:val="hi_IN" w:bidi="hi_IN"/>
+        </w:rPr>
+      </w:r>
+      <w:r>
+        <w:rPr>
+          <w:lang w:val="hi_IN" w:bidi="hi_IN"/>
+        </w:rPr>
+        <w:t>1 इतिहास 02:3–4</w:t>
+      </w:r>
+    </w:p>
+    <w:p>
+      <w:pPr>
+        <w:pStyle w:val="ListBullet"/>
+        <w:spacing w:line="240" w:lineRule="auto"/>
+        <w:ind w:left="720"/>
+      </w:pPr>
+      <w:r>
+        <w:rPr>
+          <w:lang w:val="hi_IN" w:bidi="hi_IN"/>
+        </w:rPr>
+      </w:r>
+      <w:r>
+        <w:rPr>
+          <w:lang w:val="hi_IN" w:bidi="hi_IN"/>
+        </w:rPr>
+        <w:t>2 शमूएल 13:1–2</w:t>
+      </w:r>
+    </w:p>
+    <w:p>
+      <w:pPr>
+        <w:pStyle w:val="ListBullet"/>
+        <w:spacing w:line="240" w:lineRule="auto"/>
+        <w:ind w:left="720"/>
+      </w:pPr>
+      <w:r>
+        <w:rPr>
+          <w:lang w:val="hi_IN" w:bidi="hi_IN"/>
+        </w:rPr>
+      </w:r>
+      <w:r>
+        <w:rPr>
+          <w:lang w:val="hi_IN" w:bidi="hi_IN"/>
+        </w:rPr>
+        <w:t>2 शमूएल 14:25–27</w:t>
+      </w:r>
+    </w:p>
+    <w:p>
+      <w:pPr>
+        <w:pStyle w:val="ListBullet"/>
+        <w:spacing w:line="240" w:lineRule="auto"/>
+        <w:ind w:left="720"/>
+      </w:pPr>
+      <w:r>
+        <w:rPr>
+          <w:lang w:val="hi_IN" w:bidi="hi_IN"/>
+        </w:rPr>
+      </w:r>
+      <w:r>
+        <w:rPr>
+          <w:lang w:val="hi_IN" w:bidi="hi_IN"/>
+        </w:rPr>
+        <w:t>उत्पत्ति 38:6–7</w:t>
+      </w:r>
+    </w:p>
+    <w:p>
+      <w:pPr>
+        <w:pStyle w:val="ListBullet"/>
+        <w:spacing w:line="240" w:lineRule="auto"/>
+        <w:ind w:left="720"/>
+      </w:pPr>
+      <w:r>
+        <w:rPr>
+          <w:lang w:val="hi_IN" w:bidi="hi_IN"/>
+        </w:rPr>
+      </w:r>
+      <w:r>
+        <w:rPr>
+          <w:lang w:val="hi_IN" w:bidi="hi_IN"/>
+        </w:rPr>
+        <w:t>उत्पत्ति 38:24–26</w:t>
+      </w:r>
+    </w:p>
+    <w:p>
+      <w:pPr>
+        <w:pStyle w:val="ListBullet"/>
+        <w:spacing w:line="240" w:lineRule="auto"/>
+        <w:ind w:left="720"/>
+      </w:pPr>
+      <w:r>
+        <w:rPr>
+          <w:lang w:val="hi_IN" w:bidi="hi_IN"/>
+        </w:rPr>
+      </w:r>
+      <w:r>
+        <w:rPr>
+          <w:lang w:val="hi_IN" w:bidi="hi_IN"/>
+        </w:rPr>
+        <w:t>मत्ती 01:1–3</w:t>
+      </w:r>
+    </w:p>
+    <w:p>
+      <w:pPr>
+        <w:pStyle w:val="Heading3"/>
+      </w:pPr>
+      <w:r>
+        <w:rPr>
+          <w:lang w:val="hi_IN" w:bidi="hi_IN"/>
+        </w:rPr>
+        <w:t>शब्द तथ्य:</w:t>
+      </w:r>
+    </w:p>
+    <w:p>
+      <w:pPr>
+        <w:pStyle w:val="ListBullet"/>
+        <w:spacing w:line="240" w:lineRule="auto"/>
+        <w:ind w:left="720"/>
+      </w:pPr>
+      <w:r>
+        <w:rPr>
+          <w:lang w:val="hi_IN" w:bidi="hi_IN"/>
+        </w:rPr>
+      </w:r>
+      <w:r>
+        <w:rPr>
+          <w:lang w:val="hi_IN" w:bidi="hi_IN"/>
+        </w:rPr>
+        <w:t>Strong's: H1193, H2688, H8412, H8559</w:t>
+      </w:r>
+      <w:r>
+        <w:rPr>
+          <w:lang w:val="hi_IN" w:bidi="hi_IN"/>
+        </w:rPr>
+      </w:r>
+      <w:r>
+        <w:rPr>
+          <w:lang w:val="hi_IN" w:bidi="hi_IN"/>
+        </w:rPr>
+      </w:r>
+    </w:p>
+    <w:p>
+      <w:pPr/>
+      <w:r>
+        <w:rPr>
+          <w:lang w:val="hi_IN" w:bidi="hi_IN"/>
+        </w:rPr>
+      </w:r>
+    </w:p>
+    <w:p>
+      <w:pPr>
+        <w:pStyle w:val="Heading2"/>
+      </w:pPr>
+      <w:r>
+        <w:rPr>
+          <w:lang w:val="hi_IN" w:bidi="hi_IN"/>
+        </w:rPr>
+        <w:t>तिर्सा</w:t>
+      </w:r>
+      <w:r>
+        <w:rPr>
+          <w:lang w:val="hi_IN" w:bidi="hi_IN"/>
+        </w:rPr>
+      </w:r>
+    </w:p>
+    <w:p>
+      <w:pPr>
+        <w:pStyle w:val="Heading3"/>
+      </w:pPr>
+      <w:r>
+        <w:rPr>
+          <w:lang w:val="hi_IN" w:bidi="hi_IN"/>
+        </w:rPr>
+        <w:t>तथ्य:</w:t>
+      </w:r>
+    </w:p>
+    <w:p>
+      <w:pPr/>
+      <w:r>
+        <w:rPr>
+          <w:lang w:val="hi_IN" w:bidi="hi_IN"/>
+        </w:rPr>
+      </w:r>
+      <w:r>
+        <w:rPr>
+          <w:lang w:val="hi_IN" w:bidi="hi_IN"/>
+        </w:rPr>
+        <w:t>तिर्सा एक महत्त्वपूर्ण कनानी नगर था जिसे इस्राएल ने जीत लिया था। यह गिलाद की बेटी का नाम भी था, जो मनश्शे के वंशज थे।</w:t>
+      </w:r>
+    </w:p>
+    <w:p>
+      <w:pPr>
+        <w:pStyle w:val="ListBullet"/>
+        <w:spacing w:line="240" w:lineRule="auto"/>
+        <w:ind w:left="720"/>
+      </w:pPr>
+      <w:r>
+        <w:rPr>
+          <w:lang w:val="hi_IN" w:bidi="hi_IN"/>
+        </w:rPr>
+      </w:r>
+      <w:r>
+        <w:rPr>
+          <w:lang w:val="hi_IN" w:bidi="hi_IN"/>
+        </w:rPr>
+        <w:t>तिर्सा नगर मनश्शे के गोत्र के भू-भाग में था। माना जाता है कि यह नगर शकेम के उत्तर में लगभग 10 मील दूर था।</w:t>
+      </w:r>
+    </w:p>
+    <w:p>
+      <w:pPr>
+        <w:pStyle w:val="ListBullet"/>
+        <w:spacing w:line="240" w:lineRule="auto"/>
+        <w:ind w:left="720"/>
+      </w:pPr>
+      <w:r>
+        <w:rPr>
+          <w:lang w:val="hi_IN" w:bidi="hi_IN"/>
+        </w:rPr>
+      </w:r>
+      <w:r>
+        <w:rPr>
+          <w:lang w:val="hi_IN" w:bidi="hi_IN"/>
+        </w:rPr>
+        <w:t>साल बाद, इस्राएल के चार राजाओं के शासनकाल के दौरान, तिर्सा , इस्राएल के उत्तरी राज्य का एक अस्थायी राजधानी बन गया।</w:t>
+      </w:r>
+    </w:p>
+    <w:p>
+      <w:pPr>
+        <w:pStyle w:val="ListBullet"/>
+        <w:spacing w:line="240" w:lineRule="auto"/>
+        <w:ind w:left="720"/>
+      </w:pPr>
+      <w:r>
+        <w:rPr>
+          <w:lang w:val="hi_IN" w:bidi="hi_IN"/>
+        </w:rPr>
+      </w:r>
+      <w:r>
+        <w:rPr>
+          <w:lang w:val="hi_IN" w:bidi="hi_IN"/>
+        </w:rPr>
+        <w:t>तिर्सा मनश्शे की पोतियों में से एक का नाम था। उनके पिता की मृत्यु के बाद से जमीन का एक हिस्सा देने के लिए कहा और क्योंकि उनके पिता का कोई बेटा नहीं था जैसा सामान्य रिवाज था।</w:t>
+      </w:r>
+    </w:p>
+    <w:p>
+      <w:pPr/>
+      <w:r>
+        <w:rPr>
+          <w:lang w:val="hi_IN" w:bidi="hi_IN"/>
+        </w:rPr>
+      </w:r>
+      <w:r>
+        <w:rPr>
+          <w:lang w:val="hi_IN" w:bidi="hi_IN"/>
+        </w:rPr>
+        <w:t>(अनुवाद के सुझाव: नामों का अनुवाद कैसे करें)</w:t>
+      </w:r>
+    </w:p>
+    <w:p>
+      <w:pPr/>
+      <w:r>
+        <w:rPr>
+          <w:lang w:val="hi_IN" w:bidi="hi_IN"/>
+        </w:rPr>
+      </w:r>
+      <w:r>
+        <w:rPr>
+          <w:lang w:val="hi_IN" w:bidi="hi_IN"/>
+        </w:rPr>
+        <w:t xml:space="preserve">(यह भी देखें: </w:t>
+      </w:r>
+      <w:r>
+        <w:rPr>
+          <w:lang w:val="hi_IN" w:bidi="hi_IN"/>
+        </w:rPr>
+        <w:t>कनान</w:t>
       </w:r>
       <w:r>
         <w:rPr>
@@ -2117,7 +2456,7 @@
         <w:rPr>
           <w:lang w:val="hi_IN" w:bidi="hi_IN"/>
         </w:rPr>
-        <w:t>दाऊद</w:t>
+        <w:t>अधिकारी होना</w:t>
       </w:r>
       <w:r>
         <w:rPr>
@@ -2129,7 +2468,7 @@
         <w:rPr>
           <w:lang w:val="hi_IN" w:bidi="hi_IN"/>
         </w:rPr>
-        <w:t>पूर्वजों</w:t>
+        <w:t>इस्राएल का राज्य</w:t>
       </w:r>
       <w:r>
         <w:rPr>
@@ -2141,7 +2480,7 @@
         <w:rPr>
           <w:lang w:val="hi_IN" w:bidi="hi_IN"/>
         </w:rPr>
-        <w:t>यहूदा</w:t>
+        <w:t>मनश्शे</w:t>
       </w:r>
       <w:r>
         <w:rPr>
@@ -2153,7 +2492,7 @@
         <w:rPr>
           <w:lang w:val="hi_IN" w:bidi="hi_IN"/>
         </w:rPr>
-        <w:t>खारे ताल</w:t>
+        <w:t>शेकेम</w:t>
       </w:r>
       <w:r>
         <w:rPr>
@@ -2163,17 +2502,131 @@
       </w:r>
     </w:p>
     <w:p>
+      <w:pPr>
+        <w:pStyle w:val="Heading3"/>
+      </w:pPr>
+      <w:r>
+        <w:rPr>
+          <w:lang w:val="hi_IN" w:bidi="hi_IN"/>
+        </w:rPr>
+        <w:t>बाइबल सन्दर्भ:</w:t>
+      </w:r>
+    </w:p>
+    <w:p>
+      <w:pPr>
+        <w:pStyle w:val="ListBullet"/>
+        <w:spacing w:line="240" w:lineRule="auto"/>
+        <w:ind w:left="720"/>
+      </w:pPr>
+      <w:r>
+        <w:rPr>
+          <w:lang w:val="hi_IN" w:bidi="hi_IN"/>
+        </w:rPr>
+      </w:r>
+      <w:r>
+        <w:rPr>
+          <w:lang w:val="hi_IN" w:bidi="hi_IN"/>
+        </w:rPr>
+        <w:t>गिनती 27:1</w:t>
+      </w:r>
+    </w:p>
+    <w:p>
+      <w:pPr>
+        <w:pStyle w:val="ListBullet"/>
+        <w:spacing w:line="240" w:lineRule="auto"/>
+        <w:ind w:left="720"/>
+      </w:pPr>
+      <w:r>
+        <w:rPr>
+          <w:lang w:val="hi_IN" w:bidi="hi_IN"/>
+        </w:rPr>
+      </w:r>
+      <w:r>
+        <w:rPr>
+          <w:lang w:val="hi_IN" w:bidi="hi_IN"/>
+        </w:rPr>
+        <w:t>गिनती 36:10–12</w:t>
+      </w:r>
+    </w:p>
+    <w:p>
+      <w:pPr>
+        <w:pStyle w:val="ListBullet"/>
+        <w:spacing w:line="240" w:lineRule="auto"/>
+        <w:ind w:left="720"/>
+      </w:pPr>
+      <w:r>
+        <w:rPr>
+          <w:lang w:val="hi_IN" w:bidi="hi_IN"/>
+        </w:rPr>
+      </w:r>
+      <w:r>
+        <w:rPr>
+          <w:lang w:val="hi_IN" w:bidi="hi_IN"/>
+        </w:rPr>
+        <w:t>श्रेष्ठगीत 06:4</w:t>
+      </w:r>
+    </w:p>
+    <w:p>
+      <w:pPr>
+        <w:pStyle w:val="Heading3"/>
+      </w:pPr>
+      <w:r>
+        <w:rPr>
+          <w:lang w:val="hi_IN" w:bidi="hi_IN"/>
+        </w:rPr>
+        <w:t>शब्द तथ्य:</w:t>
+      </w:r>
+    </w:p>
+    <w:p>
+      <w:pPr>
+        <w:pStyle w:val="ListBullet"/>
+        <w:spacing w:line="240" w:lineRule="auto"/>
+        <w:ind w:left="720"/>
+      </w:pPr>
+      <w:r>
+        <w:rPr>
+          <w:lang w:val="hi_IN" w:bidi="hi_IN"/>
+        </w:rPr>
+      </w:r>
+      <w:r>
+        <w:rPr>
+          <w:lang w:val="hi_IN" w:bidi="hi_IN"/>
+        </w:rPr>
+        <w:t>Strong's: H8656</w:t>
+      </w:r>
+      <w:r>
+        <w:rPr>
+          <w:lang w:val="hi_IN" w:bidi="hi_IN"/>
+        </w:rPr>
+      </w:r>
+      <w:r>
+        <w:rPr>
+          <w:lang w:val="hi_IN" w:bidi="hi_IN"/>
+        </w:rPr>
+      </w:r>
+    </w:p>
+    <w:p>
       <w:pPr/>
       <w:r>
         <w:rPr>
           <w:lang w:val="hi_IN" w:bidi="hi_IN"/>
         </w:rPr>
       </w:r>
-      <w:r>
-        <w:rPr>
-          <w:lang w:val="hi_IN" w:bidi="hi_IN"/>
-        </w:rPr>
-        <w:t>(अनुवाद के सुझाव नामों का अनुवाद कैसे करें)</w:t>
+    </w:p>
+    <w:p>
+      <w:pPr>
+        <w:pStyle w:val="Heading2"/>
+      </w:pPr>
+      <w:r>
+        <w:rPr>
+          <w:lang w:val="hi_IN" w:bidi="hi_IN"/>
+        </w:rPr>
+        <w:t>तीतुस</w:t>
+      </w:r>
+      <w:r>
+        <w:rPr>
+          <w:lang w:val="hi_IN" w:bidi="hi_IN"/>
+        </w:rPr>
       </w:r>
     </w:p>
     <w:p>
@@ -2184,154 +2637,7 @@
         <w:rPr>
           <w:lang w:val="hi_IN" w:bidi="hi_IN"/>
         </w:rPr>
-        <w:t>बाइबल संदर्भ:</w:t>
-      </w:r>
-    </w:p>
-    <w:p>
-      <w:pPr>
-        <w:pStyle w:val="ListBullet"/>
-        <w:spacing w:line="240" w:lineRule="auto"/>
-        <w:ind w:left="720"/>
-      </w:pPr>
-      <w:r>
-        <w:rPr>
-          <w:lang w:val="hi_IN" w:bidi="hi_IN"/>
-        </w:rPr>
-      </w:r>
-      <w:r>
-        <w:rPr>
-          <w:lang w:val="hi_IN" w:bidi="hi_IN"/>
-        </w:rPr>
-        <w:t>1 इतिहास 02:3–4</w:t>
-      </w:r>
-    </w:p>
-    <w:p>
-      <w:pPr>
-        <w:pStyle w:val="ListBullet"/>
-        <w:spacing w:line="240" w:lineRule="auto"/>
-        <w:ind w:left="720"/>
-      </w:pPr>
-      <w:r>
-        <w:rPr>
-          <w:lang w:val="hi_IN" w:bidi="hi_IN"/>
-        </w:rPr>
-      </w:r>
-      <w:r>
-        <w:rPr>
-          <w:lang w:val="hi_IN" w:bidi="hi_IN"/>
-        </w:rPr>
-        <w:t>2 शमूएल 13:1–2</w:t>
-      </w:r>
-    </w:p>
-    <w:p>
-      <w:pPr>
-        <w:pStyle w:val="ListBullet"/>
-        <w:spacing w:line="240" w:lineRule="auto"/>
-        <w:ind w:left="720"/>
-      </w:pPr>
-      <w:r>
-        <w:rPr>
-          <w:lang w:val="hi_IN" w:bidi="hi_IN"/>
-        </w:rPr>
-      </w:r>
-      <w:r>
-        <w:rPr>
-          <w:lang w:val="hi_IN" w:bidi="hi_IN"/>
-        </w:rPr>
-        <w:t>2 शमूएल 14:25–27</w:t>
-      </w:r>
-    </w:p>
-    <w:p>
-      <w:pPr>
-        <w:pStyle w:val="ListBullet"/>
-        <w:spacing w:line="240" w:lineRule="auto"/>
-        <w:ind w:left="720"/>
-      </w:pPr>
-      <w:r>
-        <w:rPr>
-          <w:lang w:val="hi_IN" w:bidi="hi_IN"/>
-        </w:rPr>
-      </w:r>
-      <w:r>
-        <w:rPr>
-          <w:lang w:val="hi_IN" w:bidi="hi_IN"/>
-        </w:rPr>
-        <w:t>उत्पत्ति 38:6–7</w:t>
-      </w:r>
-    </w:p>
-    <w:p>
-      <w:pPr>
-        <w:pStyle w:val="ListBullet"/>
-        <w:spacing w:line="240" w:lineRule="auto"/>
-        <w:ind w:left="720"/>
-      </w:pPr>
-      <w:r>
-        <w:rPr>
-          <w:lang w:val="hi_IN" w:bidi="hi_IN"/>
-        </w:rPr>
-      </w:r>
-      <w:r>
-        <w:rPr>
-          <w:lang w:val="hi_IN" w:bidi="hi_IN"/>
-        </w:rPr>
-        <w:t>उत्पत्ति 38:24–26</w:t>
-      </w:r>
-    </w:p>
-    <w:p>
-      <w:pPr>
-        <w:pStyle w:val="ListBullet"/>
-        <w:spacing w:line="240" w:lineRule="auto"/>
-        <w:ind w:left="720"/>
-      </w:pPr>
-      <w:r>
-        <w:rPr>
-          <w:lang w:val="hi_IN" w:bidi="hi_IN"/>
-        </w:rPr>
-      </w:r>
-      <w:r>
-        <w:rPr>
-          <w:lang w:val="hi_IN" w:bidi="hi_IN"/>
-        </w:rPr>
-        <w:t>मत्ती 01:1–3</w:t>
-      </w:r>
-    </w:p>
-    <w:p>
-      <w:pPr>
-        <w:pStyle w:val="Heading3"/>
-      </w:pPr>
-      <w:r>
-        <w:rPr>
-          <w:lang w:val="hi_IN" w:bidi="hi_IN"/>
-        </w:rPr>
-        <w:t>शब्द तथ्य:</w:t>
-      </w:r>
-    </w:p>
-    <w:p>
-      <w:pPr>
-        <w:pStyle w:val="ListBullet"/>
-        <w:spacing w:line="240" w:lineRule="auto"/>
-        <w:ind w:left="720"/>
-      </w:pPr>
-      <w:r>
-        <w:rPr>
-          <w:lang w:val="hi_IN" w:bidi="hi_IN"/>
-        </w:rPr>
-      </w:r>
-      <w:r>
-        <w:rPr>
-          <w:lang w:val="hi_IN" w:bidi="hi_IN"/>
-        </w:rPr>
-        <w:t>Strong's: H1193, H2688, H8412, H8559</w:t>
-      </w:r>
-      <w:r>
-        <w:rPr>
-          <w:lang w:val="hi_IN" w:bidi="hi_IN"/>
-        </w:rPr>
-      </w:r>
-      <w:r>
-        <w:rPr>
-          <w:lang w:val="hi_IN" w:bidi="hi_IN"/>
-        </w:rPr>
+        <w:t>तथ्य:</w:t>
       </w:r>
     </w:p>
     <w:p>
@@ -2341,32 +2647,65 @@
           <w:lang w:val="hi_IN" w:bidi="hi_IN"/>
         </w:rPr>
       </w:r>
-    </w:p>
-    <w:p>
-      <w:pPr>
-        <w:pStyle w:val="Heading2"/>
-      </w:pPr>
-      <w:r>
-        <w:rPr>
-          <w:lang w:val="hi_IN" w:bidi="hi_IN"/>
-        </w:rPr>
-        <w:t>तिर्सा</w:t>
-      </w:r>
-      <w:r>
-        <w:rPr>
-          <w:lang w:val="hi_IN" w:bidi="hi_IN"/>
-        </w:rPr>
-      </w:r>
-    </w:p>
-    <w:p>
-      <w:pPr>
-        <w:pStyle w:val="Heading3"/>
-      </w:pPr>
-      <w:r>
-        <w:rPr>
-          <w:lang w:val="hi_IN" w:bidi="hi_IN"/>
-        </w:rPr>
-        <w:t>तथ्य:</w:t>
+      <w:r>
+        <w:rPr>
+          <w:lang w:val="hi_IN" w:bidi="hi_IN"/>
+        </w:rPr>
+        <w:t>तीतुस एक अन्यजाति था। उसे पौलुस द्वारा प्रारंभिक कलीसियो में अगुआई करने के लिए प्रशिक्षित किया गया था।</w:t>
+      </w:r>
+    </w:p>
+    <w:p>
+      <w:pPr>
+        <w:pStyle w:val="ListBullet"/>
+        <w:spacing w:line="240" w:lineRule="auto"/>
+        <w:ind w:left="720"/>
+      </w:pPr>
+      <w:r>
+        <w:rPr>
+          <w:lang w:val="hi_IN" w:bidi="hi_IN"/>
+        </w:rPr>
+      </w:r>
+      <w:r>
+        <w:rPr>
+          <w:lang w:val="hi_IN" w:bidi="hi_IN"/>
+        </w:rPr>
+        <w:t>पौलुस द्वारा तीतुस को लिखा गया एक पत्र नया नियम की पुस्तकों में से एक है।</w:t>
+      </w:r>
+    </w:p>
+    <w:p>
+      <w:pPr>
+        <w:pStyle w:val="ListBullet"/>
+        <w:spacing w:line="240" w:lineRule="auto"/>
+        <w:ind w:left="720"/>
+      </w:pPr>
+      <w:r>
+        <w:rPr>
+          <w:lang w:val="hi_IN" w:bidi="hi_IN"/>
+        </w:rPr>
+      </w:r>
+      <w:r>
+        <w:rPr>
+          <w:lang w:val="hi_IN" w:bidi="hi_IN"/>
+        </w:rPr>
+        <w:t>इस पत्र में पौलुस ने तीतुस को क्रेते के द्वीप पर कलीसियाओं में प्राचीनों को नियुक्त करने का निर्देश दिया था।</w:t>
+      </w:r>
+    </w:p>
+    <w:p>
+      <w:pPr>
+        <w:pStyle w:val="ListBullet"/>
+        <w:spacing w:line="240" w:lineRule="auto"/>
+        <w:ind w:left="720"/>
+      </w:pPr>
+      <w:r>
+        <w:rPr>
+          <w:lang w:val="hi_IN" w:bidi="hi_IN"/>
+        </w:rPr>
+      </w:r>
+      <w:r>
+        <w:rPr>
+          <w:lang w:val="hi_IN" w:bidi="hi_IN"/>
+        </w:rPr>
+        <w:t>मसीहियों को लिखे अपने कुछ पत्रों में, पौलुस ने तीतुस को ऐसे किसी व्यक्ति के रूप में बताया, जिसने उसे प्रोत्साहित किया और उसे खुशी दी।</w:t>
       </w:r>
     </w:p>
     <w:p>
@@ -2380,61 +2719,7 @@
         <w:rPr>
           <w:lang w:val="hi_IN" w:bidi="hi_IN"/>
         </w:rPr>
-        <w:t>तिर्सा एक महत्त्वपूर्ण कनानी नगर था जिसे इस्राएल ने जीत लिया था। यह गिलाद की बेटी का नाम भी था, जो मनश्शे के वंशज थे।</w:t>
-      </w:r>
-    </w:p>
-    <w:p>
-      <w:pPr>
-        <w:pStyle w:val="ListBullet"/>
-        <w:spacing w:line="240" w:lineRule="auto"/>
-        <w:ind w:left="720"/>
-      </w:pPr>
-      <w:r>
-        <w:rPr>
-          <w:lang w:val="hi_IN" w:bidi="hi_IN"/>
-        </w:rPr>
-      </w:r>
-      <w:r>
-        <w:rPr>
-          <w:lang w:val="hi_IN" w:bidi="hi_IN"/>
-        </w:rPr>
-        <w:t>तिर्सा नगर मनश्शे के गोत्र के भू-भाग में था। माना जाता है कि यह नगर शकेम के उत्तर में लगभग 10 मील दूर था।</w:t>
-      </w:r>
-    </w:p>
-    <w:p>
-      <w:pPr>
-        <w:pStyle w:val="ListBullet"/>
-        <w:spacing w:line="240" w:lineRule="auto"/>
-        <w:ind w:left="720"/>
-      </w:pPr>
-      <w:r>
-        <w:rPr>
-          <w:lang w:val="hi_IN" w:bidi="hi_IN"/>
-        </w:rPr>
-      </w:r>
-      <w:r>
-        <w:rPr>
-          <w:lang w:val="hi_IN" w:bidi="hi_IN"/>
-        </w:rPr>
-        <w:t>साल बाद, इस्राएल के चार राजाओं के शासनकाल के दौरान, तिर्सा , इस्राएल के उत्तरी राज्य का एक अस्थायी राजधानी बन गया।</w:t>
-      </w:r>
-    </w:p>
-    <w:p>
-      <w:pPr>
-        <w:pStyle w:val="ListBullet"/>
-        <w:spacing w:line="240" w:lineRule="auto"/>
-        <w:ind w:left="720"/>
-      </w:pPr>
-      <w:r>
-        <w:rPr>
-          <w:lang w:val="hi_IN" w:bidi="hi_IN"/>
-        </w:rPr>
-      </w:r>
-      <w:r>
-        <w:rPr>
-          <w:lang w:val="hi_IN" w:bidi="hi_IN"/>
-        </w:rPr>
-        <w:t>तिर्सा मनश्शे की पोतियों में से एक का नाम था। उनके पिता की मृत्यु के बाद से जमीन का एक हिस्सा देने के लिए कहा और क्योंकि उनके पिता का कोई बेटा नहीं था जैसा सामान्य रिवाज था।</w:t>
+        <w:t>(अनुवाद के संबन्ध में सुझाव: नामों का अनुवाद कैसे करें)</w:t>
       </w:r>
     </w:p>
     <w:p>
@@ -2448,340 +2733,19 @@
         <w:rPr>
           <w:lang w:val="hi_IN" w:bidi="hi_IN"/>
         </w:rPr>
-        <w:t>(अनुवाद के सुझाव: नामों का अनुवाद कैसे करें)</w:t>
-      </w:r>
-    </w:p>
-    <w:p>
-      <w:pPr/>
-      <w:r>
-        <w:rPr>
-          <w:lang w:val="hi_IN" w:bidi="hi_IN"/>
-        </w:rPr>
-      </w:r>
-      <w:r>
-        <w:rPr>
-          <w:lang w:val="hi_IN" w:bidi="hi_IN"/>
-        </w:rPr>
         <w:t xml:space="preserve">(यह भी देखें: </w:t>
       </w:r>
       <w:r>
         <w:rPr>
           <w:lang w:val="hi_IN" w:bidi="hi_IN"/>
         </w:rPr>
-        <w:t>कनान</w:t>
-      </w:r>
-      <w:r>
-        <w:rPr>
-          <w:lang w:val="hi_IN" w:bidi="hi_IN"/>
-        </w:rPr>
-        <w:t xml:space="preserve">, </w:t>
-      </w:r>
-      <w:r>
-        <w:rPr>
-          <w:lang w:val="hi_IN" w:bidi="hi_IN"/>
-        </w:rPr>
-        <w:t>अधिकारी होना</w:t>
-      </w:r>
-      <w:r>
-        <w:rPr>
-          <w:lang w:val="hi_IN" w:bidi="hi_IN"/>
-        </w:rPr>
-        <w:t xml:space="preserve">, </w:t>
-      </w:r>
-      <w:r>
-        <w:rPr>
-          <w:lang w:val="hi_IN" w:bidi="hi_IN"/>
-        </w:rPr>
-        <w:t>इस्राएल का राज्य</w:t>
-      </w:r>
-      <w:r>
-        <w:rPr>
-          <w:lang w:val="hi_IN" w:bidi="hi_IN"/>
-        </w:rPr>
-        <w:t xml:space="preserve">, </w:t>
-      </w:r>
-      <w:r>
-        <w:rPr>
-          <w:lang w:val="hi_IN" w:bidi="hi_IN"/>
-        </w:rPr>
-        <w:t>मनश्शे</w:t>
-      </w:r>
-      <w:r>
-        <w:rPr>
-          <w:lang w:val="hi_IN" w:bidi="hi_IN"/>
-        </w:rPr>
-        <w:t xml:space="preserve">, </w:t>
-      </w:r>
-      <w:r>
-        <w:rPr>
-          <w:lang w:val="hi_IN" w:bidi="hi_IN"/>
-        </w:rPr>
-        <w:t>शेकेम</w:t>
-      </w:r>
-      <w:r>
-        <w:rPr>
-          <w:lang w:val="hi_IN" w:bidi="hi_IN"/>
-        </w:rPr>
-        <w:t>)</w:t>
-      </w:r>
-    </w:p>
-    <w:p>
-      <w:pPr>
-        <w:pStyle w:val="Heading3"/>
-      </w:pPr>
-      <w:r>
-        <w:rPr>
-          <w:lang w:val="hi_IN" w:bidi="hi_IN"/>
-        </w:rPr>
-        <w:t>बाइबल सन्दर्भ:</w:t>
-      </w:r>
-    </w:p>
-    <w:p>
-      <w:pPr>
-        <w:pStyle w:val="ListBullet"/>
-        <w:spacing w:line="240" w:lineRule="auto"/>
-        <w:ind w:left="720"/>
-      </w:pPr>
-      <w:r>
-        <w:rPr>
-          <w:lang w:val="hi_IN" w:bidi="hi_IN"/>
-        </w:rPr>
-      </w:r>
-      <w:r>
-        <w:rPr>
-          <w:lang w:val="hi_IN" w:bidi="hi_IN"/>
-        </w:rPr>
-        <w:t>गिनती 27:1</w:t>
-      </w:r>
-    </w:p>
-    <w:p>
-      <w:pPr>
-        <w:pStyle w:val="ListBullet"/>
-        <w:spacing w:line="240" w:lineRule="auto"/>
-        <w:ind w:left="720"/>
-      </w:pPr>
-      <w:r>
-        <w:rPr>
-          <w:lang w:val="hi_IN" w:bidi="hi_IN"/>
-        </w:rPr>
-      </w:r>
-      <w:r>
-        <w:rPr>
-          <w:lang w:val="hi_IN" w:bidi="hi_IN"/>
-        </w:rPr>
-        <w:t>गिनती 36:10–12</w:t>
-      </w:r>
-    </w:p>
-    <w:p>
-      <w:pPr>
-        <w:pStyle w:val="ListBullet"/>
-        <w:spacing w:line="240" w:lineRule="auto"/>
-        <w:ind w:left="720"/>
-      </w:pPr>
-      <w:r>
-        <w:rPr>
-          <w:lang w:val="hi_IN" w:bidi="hi_IN"/>
-        </w:rPr>
-      </w:r>
-      <w:r>
-        <w:rPr>
-          <w:lang w:val="hi_IN" w:bidi="hi_IN"/>
-        </w:rPr>
-        <w:t>श्रेष्ठगीत 06:4</w:t>
-      </w:r>
-    </w:p>
-    <w:p>
-      <w:pPr>
-        <w:pStyle w:val="Heading3"/>
-      </w:pPr>
-      <w:r>
-        <w:rPr>
-          <w:lang w:val="hi_IN" w:bidi="hi_IN"/>
-        </w:rPr>
-        <w:t>शब्द तथ्य:</w:t>
-      </w:r>
-    </w:p>
-    <w:p>
-      <w:pPr>
-        <w:pStyle w:val="ListBullet"/>
-        <w:spacing w:line="240" w:lineRule="auto"/>
-        <w:ind w:left="720"/>
-      </w:pPr>
-      <w:r>
-        <w:rPr>
-          <w:lang w:val="hi_IN" w:bidi="hi_IN"/>
-        </w:rPr>
-      </w:r>
-      <w:r>
-        <w:rPr>
-          <w:lang w:val="hi_IN" w:bidi="hi_IN"/>
-        </w:rPr>
-        <w:t>Strong's: H8656</w:t>
-      </w:r>
-      <w:r>
-        <w:rPr>
-          <w:lang w:val="hi_IN" w:bidi="hi_IN"/>
-        </w:rPr>
-      </w:r>
-      <w:r>
-        <w:rPr>
-          <w:lang w:val="hi_IN" w:bidi="hi_IN"/>
-        </w:rPr>
-      </w:r>
-    </w:p>
-    <w:p>
-      <w:pPr/>
-      <w:r>
-        <w:rPr>
-          <w:lang w:val="hi_IN" w:bidi="hi_IN"/>
-        </w:rPr>
-      </w:r>
-    </w:p>
-    <w:p>
-      <w:pPr>
-        <w:pStyle w:val="Heading2"/>
-      </w:pPr>
-      <w:r>
-        <w:rPr>
-          <w:lang w:val="hi_IN" w:bidi="hi_IN"/>
-        </w:rPr>
-        <w:t>तीतुस</w:t>
-      </w:r>
-      <w:r>
-        <w:rPr>
-          <w:lang w:val="hi_IN" w:bidi="hi_IN"/>
-        </w:rPr>
-      </w:r>
-    </w:p>
-    <w:p>
-      <w:pPr>
-        <w:pStyle w:val="Heading3"/>
-      </w:pPr>
-      <w:r>
-        <w:rPr>
-          <w:lang w:val="hi_IN" w:bidi="hi_IN"/>
-        </w:rPr>
-        <w:t>तथ्य:</w:t>
-      </w:r>
-    </w:p>
-    <w:p>
-      <w:pPr/>
-      <w:r>
-        <w:rPr>
-          <w:lang w:val="hi_IN" w:bidi="hi_IN"/>
-        </w:rPr>
-      </w:r>
-      <w:r>
-        <w:rPr>
-          <w:lang w:val="hi_IN" w:bidi="hi_IN"/>
-        </w:rPr>
-        <w:t>तीतुस एक अन्यजाति था। उसे पौलुस द्वारा प्रारंभिक कलीसियो में अगुआई करने के लिए प्रशिक्षित किया गया था।</w:t>
-      </w:r>
-    </w:p>
-    <w:p>
-      <w:pPr>
-        <w:pStyle w:val="ListBullet"/>
-        <w:spacing w:line="240" w:lineRule="auto"/>
-        <w:ind w:left="720"/>
-      </w:pPr>
-      <w:r>
-        <w:rPr>
-          <w:lang w:val="hi_IN" w:bidi="hi_IN"/>
-        </w:rPr>
-      </w:r>
-      <w:r>
-        <w:rPr>
-          <w:lang w:val="hi_IN" w:bidi="hi_IN"/>
-        </w:rPr>
-        <w:t>पौलुस द्वारा तीतुस को लिखा गया एक पत्र नया नियम की पुस्तकों में से एक है।</w:t>
-      </w:r>
-    </w:p>
-    <w:p>
-      <w:pPr>
-        <w:pStyle w:val="ListBullet"/>
-        <w:spacing w:line="240" w:lineRule="auto"/>
-        <w:ind w:left="720"/>
-      </w:pPr>
-      <w:r>
-        <w:rPr>
-          <w:lang w:val="hi_IN" w:bidi="hi_IN"/>
-        </w:rPr>
-      </w:r>
-      <w:r>
-        <w:rPr>
-          <w:lang w:val="hi_IN" w:bidi="hi_IN"/>
-        </w:rPr>
-        <w:t>इस पत्र में पौलुस ने तीतुस को क्रेते के द्वीप पर कलीसियाओं में प्राचीनों को नियुक्त करने का निर्देश दिया था।</w:t>
-      </w:r>
-    </w:p>
-    <w:p>
-      <w:pPr>
-        <w:pStyle w:val="ListBullet"/>
-        <w:spacing w:line="240" w:lineRule="auto"/>
-        <w:ind w:left="720"/>
-      </w:pPr>
-      <w:r>
-        <w:rPr>
-          <w:lang w:val="hi_IN" w:bidi="hi_IN"/>
-        </w:rPr>
-      </w:r>
-      <w:r>
-        <w:rPr>
-          <w:lang w:val="hi_IN" w:bidi="hi_IN"/>
-        </w:rPr>
-        <w:t>मसीहियों को लिखे अपने कुछ पत्रों में, पौलुस ने तीतुस को ऐसे किसी व्यक्ति के रूप में बताया, जिसने उसे प्रोत्साहित किया और उसे खुशी दी।</w:t>
-      </w:r>
-    </w:p>
-    <w:p>
-      <w:pPr/>
-      <w:r>
-        <w:rPr>
-          <w:lang w:val="hi_IN" w:bidi="hi_IN"/>
-        </w:rPr>
-      </w:r>
-      <w:r>
-        <w:rPr>
-          <w:lang w:val="hi_IN" w:bidi="hi_IN"/>
-        </w:rPr>
-        <w:t>(अनुवाद के संबन्ध में सुझाव: नामों का अनुवाद कैसे करें)</w:t>
-      </w:r>
-    </w:p>
-    <w:p>
-      <w:pPr/>
-      <w:r>
-        <w:rPr>
-          <w:lang w:val="hi_IN" w:bidi="hi_IN"/>
-        </w:rPr>
-      </w:r>
-      <w:r>
-        <w:rPr>
-          <w:lang w:val="hi_IN" w:bidi="hi_IN"/>
-        </w:rPr>
-        <w:t xml:space="preserve">(यह भी देखें: </w:t>
-      </w:r>
-      <w:r>
-        <w:rPr>
-          <w:lang w:val="hi_IN" w:bidi="hi_IN"/>
-        </w:rPr>
         <w:t>नियुक्त</w:t>
       </w:r>
       <w:r>
         <w:rPr>
           <w:lang w:val="hi_IN" w:bidi="hi_IN"/>
         </w:rPr>
-        <w:t xml:space="preserve">, </w:t>
-      </w:r>
-      <w:r>
-        <w:rPr>
-          <w:lang w:val="hi_IN" w:bidi="hi_IN"/>
-        </w:rPr>
-        <w:t>विश्वासी</w:t>
-      </w:r>
-      <w:r>
-        <w:rPr>
-          <w:lang w:val="hi_IN" w:bidi="hi_IN"/>
-        </w:rPr>
-        <w:t xml:space="preserve">, </w:t>
+        <w:t xml:space="preserve">, विश्वासी, </w:t>
       </w:r>
       <w:r>
         <w:rPr>
